--- a/about/tempo-bible.docx
+++ b/about/tempo-bible.docx
@@ -26,7 +26,7 @@
           <w:szCs w:val="48"/>
         </w:rPr>
         <w:drawing>
-          <wp:anchor distT="0" distB="0" distL="114300" distR="114300" simplePos="0" relativeHeight="251658240" behindDoc="1" locked="0" layoutInCell="1" allowOverlap="1" wp14:anchorId="348EE6ED" wp14:editId="05FE9D01">
+          <wp:anchor distT="0" distB="0" distL="114300" distR="114300" simplePos="0" relativeHeight="251658240" behindDoc="1" locked="0" layoutInCell="1" allowOverlap="1" wp14:anchorId="348EE6ED" wp14:editId="3D6A8B8D">
             <wp:simplePos x="0" y="0"/>
             <wp:positionH relativeFrom="margin">
               <wp:posOffset>235243</wp:posOffset>
@@ -1600,14 +1600,6 @@
           <w:sz w:val="30"/>
           <w:szCs w:val="30"/>
         </w:rPr>
-        <w:t xml:space="preserve"> the</w:t>
-      </w:r>
-      <w:r>
-        <w:rPr>
-          <w:rFonts w:cstheme="minorHAnsi"/>
-          <w:sz w:val="30"/>
-          <w:szCs w:val="30"/>
-        </w:rPr>
         <w:t xml:space="preserve"> </w:t>
       </w:r>
       <w:r>
@@ -1616,6 +1608,30 @@
           <w:sz w:val="30"/>
           <w:szCs w:val="30"/>
         </w:rPr>
+        <w:t>T</w:t>
+      </w:r>
+      <w:r>
+        <w:rPr>
+          <w:rFonts w:cstheme="minorHAnsi"/>
+          <w:sz w:val="30"/>
+          <w:szCs w:val="30"/>
+        </w:rPr>
+        <w:t>he</w:t>
+      </w:r>
+      <w:r>
+        <w:rPr>
+          <w:rFonts w:cstheme="minorHAnsi"/>
+          <w:sz w:val="30"/>
+          <w:szCs w:val="30"/>
+        </w:rPr>
+        <w:t xml:space="preserve"> </w:t>
+      </w:r>
+      <w:r>
+        <w:rPr>
+          <w:rFonts w:cstheme="minorHAnsi"/>
+          <w:sz w:val="30"/>
+          <w:szCs w:val="30"/>
+        </w:rPr>
         <w:t>Southeast</w:t>
       </w:r>
       <w:r>
@@ -1712,7 +1728,23 @@
           <w:sz w:val="30"/>
           <w:szCs w:val="30"/>
         </w:rPr>
-        <w:t xml:space="preserve"> the Southeast</w:t>
+        <w:t xml:space="preserve"> </w:t>
+      </w:r>
+      <w:r>
+        <w:rPr>
+          <w:rFonts w:cstheme="minorHAnsi"/>
+          <w:sz w:val="30"/>
+          <w:szCs w:val="30"/>
+        </w:rPr>
+        <w:t>T</w:t>
+      </w:r>
+      <w:r>
+        <w:rPr>
+          <w:rFonts w:cstheme="minorHAnsi"/>
+          <w:sz w:val="30"/>
+          <w:szCs w:val="30"/>
+        </w:rPr>
+        <w:t>he Southeast</w:t>
       </w:r>
       <w:r>
         <w:rPr>
@@ -1965,7 +1997,23 @@
           <w:sz w:val="30"/>
           <w:szCs w:val="30"/>
         </w:rPr>
-        <w:t xml:space="preserve"> in the </w:t>
+        <w:t xml:space="preserve"> in</w:t>
+      </w:r>
+      <w:r>
+        <w:rPr>
+          <w:rFonts w:cstheme="minorHAnsi"/>
+          <w:sz w:val="30"/>
+          <w:szCs w:val="30"/>
+        </w:rPr>
+        <w:t xml:space="preserve"> The</w:t>
+      </w:r>
+      <w:r>
+        <w:rPr>
+          <w:rFonts w:cstheme="minorHAnsi"/>
+          <w:sz w:val="30"/>
+          <w:szCs w:val="30"/>
+        </w:rPr>
+        <w:t xml:space="preserve"> </w:t>
       </w:r>
       <w:r>
         <w:rPr>
@@ -2593,7 +2641,15 @@
           <w:sz w:val="30"/>
           <w:szCs w:val="30"/>
         </w:rPr>
-        <w:t xml:space="preserve">the Mideast </w:t>
+        <w:t>T</w:t>
+      </w:r>
+      <w:r>
+        <w:rPr>
+          <w:rFonts w:cstheme="minorHAnsi"/>
+          <w:sz w:val="30"/>
+          <w:szCs w:val="30"/>
+        </w:rPr>
+        <w:t xml:space="preserve">he Mideast </w:t>
       </w:r>
       <w:r>
         <w:rPr>
@@ -2742,7 +2798,23 @@
           <w:sz w:val="30"/>
           <w:szCs w:val="30"/>
         </w:rPr>
-        <w:t xml:space="preserve"> her family to move to the Midwest</w:t>
+        <w:t xml:space="preserve"> her family to move to </w:t>
+      </w:r>
+      <w:r>
+        <w:rPr>
+          <w:rFonts w:cstheme="minorHAnsi"/>
+          <w:sz w:val="30"/>
+          <w:szCs w:val="30"/>
+        </w:rPr>
+        <w:t>T</w:t>
+      </w:r>
+      <w:r>
+        <w:rPr>
+          <w:rFonts w:cstheme="minorHAnsi"/>
+          <w:sz w:val="30"/>
+          <w:szCs w:val="30"/>
+        </w:rPr>
+        <w:t>he Midwest</w:t>
       </w:r>
       <w:r>
         <w:rPr>
@@ -3631,7 +3703,23 @@
           <w:sz w:val="30"/>
           <w:szCs w:val="30"/>
         </w:rPr>
-        <w:t xml:space="preserve"> as they tour the </w:t>
+        <w:t xml:space="preserve"> as they tour </w:t>
+      </w:r>
+      <w:r>
+        <w:rPr>
+          <w:rFonts w:cstheme="minorHAnsi"/>
+          <w:sz w:val="30"/>
+          <w:szCs w:val="30"/>
+        </w:rPr>
+        <w:t>T</w:t>
+      </w:r>
+      <w:r>
+        <w:rPr>
+          <w:rFonts w:cstheme="minorHAnsi"/>
+          <w:sz w:val="30"/>
+          <w:szCs w:val="30"/>
+        </w:rPr>
+        <w:t xml:space="preserve">he </w:t>
       </w:r>
       <w:r>
         <w:rPr>
@@ -5372,23 +5460,15 @@
           <w:sz w:val="28"/>
           <w:szCs w:val="28"/>
         </w:rPr>
-        <w:t>in</w:t>
-      </w:r>
-      <w:r>
-        <w:rPr>
-          <w:rFonts w:cstheme="minorHAnsi"/>
-          <w:sz w:val="28"/>
-          <w:szCs w:val="28"/>
-        </w:rPr>
-        <w:t xml:space="preserve"> </w:t>
-      </w:r>
-      <w:r>
-        <w:rPr>
-          <w:rFonts w:cstheme="minorHAnsi"/>
-          <w:sz w:val="28"/>
-          <w:szCs w:val="28"/>
-        </w:rPr>
-        <w:t>the Midwest</w:t>
+        <w:t>from T</w:t>
+      </w:r>
+      <w:r>
+        <w:rPr>
+          <w:rFonts w:cstheme="minorHAnsi"/>
+          <w:sz w:val="28"/>
+          <w:szCs w:val="28"/>
+        </w:rPr>
+        <w:t>he Midwest</w:t>
       </w:r>
       <w:r>
         <w:rPr>
@@ -5559,19 +5639,29 @@
       </w:r>
       <w:r>
         <w:rPr>
-          <w:sz w:val="28"/>
-          <w:szCs w:val="28"/>
-        </w:rPr>
-        <w:t xml:space="preserve"> </w:t>
-      </w:r>
-      <w:r>
-        <w:rPr>
           <w:rFonts w:cstheme="minorHAnsi"/>
           <w:b/>
           <w:bCs/>
           <w:sz w:val="28"/>
           <w:szCs w:val="28"/>
         </w:rPr>
+        <w:t xml:space="preserve"> KETSEV</w:t>
+      </w:r>
+      <w:r>
+        <w:rPr>
+          <w:sz w:val="28"/>
+          <w:szCs w:val="28"/>
+        </w:rPr>
+        <w:t xml:space="preserve"> </w:t>
+      </w:r>
+      <w:r>
+        <w:rPr>
+          <w:rFonts w:cstheme="minorHAnsi"/>
+          <w:b/>
+          <w:bCs/>
+          <w:sz w:val="28"/>
+          <w:szCs w:val="28"/>
+        </w:rPr>
         <w:t>GALILI</w:t>
       </w:r>
       <w:r>
@@ -5612,23 +5702,15 @@
           <w:sz w:val="28"/>
           <w:szCs w:val="28"/>
         </w:rPr>
-        <w:t>in</w:t>
-      </w:r>
-      <w:r>
-        <w:rPr>
-          <w:rFonts w:cstheme="minorHAnsi"/>
-          <w:sz w:val="28"/>
-          <w:szCs w:val="28"/>
-        </w:rPr>
-        <w:t xml:space="preserve"> </w:t>
-      </w:r>
-      <w:r>
-        <w:rPr>
-          <w:rFonts w:cstheme="minorHAnsi"/>
-          <w:sz w:val="28"/>
-          <w:szCs w:val="28"/>
-        </w:rPr>
-        <w:t>the Mid</w:t>
+        <w:t>from T</w:t>
+      </w:r>
+      <w:r>
+        <w:rPr>
+          <w:rFonts w:cstheme="minorHAnsi"/>
+          <w:sz w:val="28"/>
+          <w:szCs w:val="28"/>
+        </w:rPr>
+        <w:t>he Mid</w:t>
       </w:r>
       <w:r>
         <w:rPr>
@@ -5725,127 +5807,7 @@
           <w:sz w:val="28"/>
           <w:szCs w:val="28"/>
         </w:rPr>
-        <w:t xml:space="preserve"> </w:t>
-      </w:r>
-      <w:r>
-        <w:rPr>
-          <w:rFonts w:cstheme="minorHAnsi"/>
-          <w:sz w:val="28"/>
-          <w:szCs w:val="28"/>
-        </w:rPr>
-        <w:t xml:space="preserve">is </w:t>
-      </w:r>
-      <w:r>
-        <w:rPr>
-          <w:rFonts w:cstheme="minorHAnsi"/>
-          <w:sz w:val="28"/>
-          <w:szCs w:val="28"/>
-        </w:rPr>
-        <w:t>K</w:t>
-      </w:r>
-      <w:r>
-        <w:rPr>
-          <w:rFonts w:cstheme="minorHAnsi"/>
-          <w:sz w:val="28"/>
-          <w:szCs w:val="28"/>
-        </w:rPr>
-        <w:t>ota</w:t>
-      </w:r>
-      <w:r>
-        <w:rPr>
-          <w:rFonts w:cstheme="minorHAnsi"/>
-          <w:sz w:val="28"/>
-          <w:szCs w:val="28"/>
-        </w:rPr>
-        <w:t>’s grandma</w:t>
-      </w:r>
-      <w:r>
-        <w:rPr>
-          <w:rFonts w:cstheme="minorHAnsi"/>
-          <w:sz w:val="28"/>
-          <w:szCs w:val="28"/>
-        </w:rPr>
-        <w:t xml:space="preserve"> who was once a musician</w:t>
-      </w:r>
-      <w:r>
-        <w:rPr>
-          <w:rFonts w:cstheme="minorHAnsi"/>
-          <w:sz w:val="28"/>
-          <w:szCs w:val="28"/>
-        </w:rPr>
-        <w:t xml:space="preserve"> before she sold her guitar to survive </w:t>
-      </w:r>
-      <w:r>
-        <w:rPr>
-          <w:rFonts w:cstheme="minorHAnsi"/>
-          <w:sz w:val="28"/>
-          <w:szCs w:val="28"/>
-        </w:rPr>
-        <w:t xml:space="preserve">poverty after </w:t>
-      </w:r>
-      <w:r>
-        <w:rPr>
-          <w:rFonts w:cstheme="minorHAnsi"/>
-          <w:sz w:val="28"/>
-          <w:szCs w:val="28"/>
-        </w:rPr>
-        <w:t xml:space="preserve">the </w:t>
-      </w:r>
-      <w:r>
-        <w:rPr>
-          <w:rFonts w:cstheme="minorHAnsi"/>
-          <w:sz w:val="28"/>
-          <w:szCs w:val="28"/>
-        </w:rPr>
-        <w:t xml:space="preserve">East </w:t>
-      </w:r>
-      <w:r>
-        <w:rPr>
-          <w:rFonts w:cstheme="minorHAnsi"/>
-          <w:sz w:val="28"/>
-          <w:szCs w:val="28"/>
-        </w:rPr>
-        <w:t>W</w:t>
-      </w:r>
-      <w:r>
-        <w:rPr>
-          <w:rFonts w:cstheme="minorHAnsi"/>
-          <w:sz w:val="28"/>
-          <w:szCs w:val="28"/>
-        </w:rPr>
-        <w:t>ar.</w:t>
-      </w:r>
-      <w:r>
-        <w:rPr>
-          <w:rFonts w:cstheme="minorHAnsi"/>
-          <w:sz w:val="28"/>
-          <w:szCs w:val="28"/>
-        </w:rPr>
-        <w:t xml:space="preserve"> She </w:t>
-      </w:r>
-      <w:r>
-        <w:rPr>
-          <w:rFonts w:cstheme="minorHAnsi"/>
-          <w:sz w:val="28"/>
-          <w:szCs w:val="28"/>
-        </w:rPr>
-        <w:t>must</w:t>
-      </w:r>
-      <w:r>
-        <w:rPr>
-          <w:rFonts w:cstheme="minorHAnsi"/>
-          <w:sz w:val="28"/>
-          <w:szCs w:val="28"/>
-        </w:rPr>
-        <w:t xml:space="preserve"> reconnect with her sister Lorenza before dementia completely takes her.</w:t>
-      </w:r>
-      <w:r>
-        <w:rPr>
-          <w:rFonts w:cstheme="minorHAnsi"/>
-          <w:sz w:val="28"/>
-          <w:szCs w:val="28"/>
-        </w:rPr>
-        <w:t xml:space="preserve"> </w:t>
+        <w:t xml:space="preserve"> LEGATO</w:t>
       </w:r>
       <w:r>
         <w:rPr>
@@ -5855,15 +5817,187 @@
           <w:sz w:val="28"/>
           <w:szCs w:val="28"/>
         </w:rPr>
-        <w:t>GRANDMA JESSICA</w:t>
-      </w:r>
-      <w:r>
-        <w:rPr>
-          <w:rFonts w:cstheme="minorHAnsi"/>
-          <w:sz w:val="28"/>
-          <w:szCs w:val="28"/>
-        </w:rPr>
-        <w:t xml:space="preserve"> is her </w:t>
+        <w:t xml:space="preserve"> </w:t>
+      </w:r>
+      <w:r>
+        <w:rPr>
+          <w:rFonts w:cstheme="minorHAnsi"/>
+          <w:sz w:val="28"/>
+          <w:szCs w:val="28"/>
+        </w:rPr>
+        <w:t xml:space="preserve">is </w:t>
+      </w:r>
+      <w:r>
+        <w:rPr>
+          <w:rFonts w:cstheme="minorHAnsi"/>
+          <w:sz w:val="28"/>
+          <w:szCs w:val="28"/>
+        </w:rPr>
+        <w:t>K</w:t>
+      </w:r>
+      <w:r>
+        <w:rPr>
+          <w:rFonts w:cstheme="minorHAnsi"/>
+          <w:sz w:val="28"/>
+          <w:szCs w:val="28"/>
+        </w:rPr>
+        <w:t>ota</w:t>
+      </w:r>
+      <w:r>
+        <w:rPr>
+          <w:rFonts w:cstheme="minorHAnsi"/>
+          <w:sz w:val="28"/>
+          <w:szCs w:val="28"/>
+        </w:rPr>
+        <w:t>’s grandma</w:t>
+      </w:r>
+      <w:r>
+        <w:rPr>
+          <w:rFonts w:cstheme="minorHAnsi"/>
+          <w:sz w:val="28"/>
+          <w:szCs w:val="28"/>
+        </w:rPr>
+        <w:t xml:space="preserve"> who was once a musician</w:t>
+      </w:r>
+      <w:r>
+        <w:rPr>
+          <w:rFonts w:cstheme="minorHAnsi"/>
+          <w:sz w:val="28"/>
+          <w:szCs w:val="28"/>
+        </w:rPr>
+        <w:t xml:space="preserve"> before </w:t>
+      </w:r>
+      <w:r>
+        <w:rPr>
+          <w:rFonts w:cstheme="minorHAnsi"/>
+          <w:sz w:val="28"/>
+          <w:szCs w:val="28"/>
+        </w:rPr>
+        <w:t>losing her sister and guitar during</w:t>
+      </w:r>
+      <w:r>
+        <w:rPr>
+          <w:rFonts w:cstheme="minorHAnsi"/>
+          <w:sz w:val="28"/>
+          <w:szCs w:val="28"/>
+        </w:rPr>
+        <w:t xml:space="preserve"> </w:t>
+      </w:r>
+      <w:r>
+        <w:rPr>
+          <w:rFonts w:cstheme="minorHAnsi"/>
+          <w:sz w:val="28"/>
+          <w:szCs w:val="28"/>
+        </w:rPr>
+        <w:t xml:space="preserve">the </w:t>
+      </w:r>
+      <w:r>
+        <w:rPr>
+          <w:rFonts w:cstheme="minorHAnsi"/>
+          <w:sz w:val="28"/>
+          <w:szCs w:val="28"/>
+        </w:rPr>
+        <w:t xml:space="preserve">East </w:t>
+      </w:r>
+      <w:r>
+        <w:rPr>
+          <w:rFonts w:cstheme="minorHAnsi"/>
+          <w:sz w:val="28"/>
+          <w:szCs w:val="28"/>
+        </w:rPr>
+        <w:t>W</w:t>
+      </w:r>
+      <w:r>
+        <w:rPr>
+          <w:rFonts w:cstheme="minorHAnsi"/>
+          <w:sz w:val="28"/>
+          <w:szCs w:val="28"/>
+        </w:rPr>
+        <w:t>ar.</w:t>
+      </w:r>
+      <w:r>
+        <w:rPr>
+          <w:rFonts w:cstheme="minorHAnsi"/>
+          <w:sz w:val="28"/>
+          <w:szCs w:val="28"/>
+        </w:rPr>
+        <w:t xml:space="preserve"> She </w:t>
+      </w:r>
+      <w:r>
+        <w:rPr>
+          <w:rFonts w:cstheme="minorHAnsi"/>
+          <w:sz w:val="28"/>
+          <w:szCs w:val="28"/>
+        </w:rPr>
+        <w:t>must</w:t>
+      </w:r>
+      <w:r>
+        <w:rPr>
+          <w:rFonts w:cstheme="minorHAnsi"/>
+          <w:sz w:val="28"/>
+          <w:szCs w:val="28"/>
+        </w:rPr>
+        <w:t xml:space="preserve"> reconnect with her sister </w:t>
+      </w:r>
+      <w:r>
+        <w:rPr>
+          <w:rFonts w:cstheme="minorHAnsi"/>
+          <w:sz w:val="28"/>
+          <w:szCs w:val="28"/>
+        </w:rPr>
+        <w:t>Lorenza</w:t>
+      </w:r>
+      <w:r>
+        <w:rPr>
+          <w:rFonts w:cstheme="minorHAnsi"/>
+          <w:sz w:val="28"/>
+          <w:szCs w:val="28"/>
+        </w:rPr>
+        <w:t xml:space="preserve"> before dementia completely takes her.</w:t>
+      </w:r>
+      <w:r>
+        <w:rPr>
+          <w:rFonts w:cstheme="minorHAnsi"/>
+          <w:sz w:val="28"/>
+          <w:szCs w:val="28"/>
+        </w:rPr>
+        <w:t xml:space="preserve"> </w:t>
+      </w:r>
+      <w:r>
+        <w:rPr>
+          <w:rFonts w:cstheme="minorHAnsi"/>
+          <w:b/>
+          <w:bCs/>
+          <w:sz w:val="28"/>
+          <w:szCs w:val="28"/>
+        </w:rPr>
+        <w:t xml:space="preserve">Grandma </w:t>
+      </w:r>
+      <w:r>
+        <w:rPr>
+          <w:rFonts w:cstheme="minorHAnsi"/>
+          <w:b/>
+          <w:bCs/>
+          <w:sz w:val="28"/>
+          <w:szCs w:val="28"/>
+        </w:rPr>
+        <w:t>Jessica</w:t>
+      </w:r>
+      <w:r>
+        <w:rPr>
+          <w:rFonts w:cstheme="minorHAnsi"/>
+          <w:sz w:val="28"/>
+          <w:szCs w:val="28"/>
+        </w:rPr>
+        <w:t xml:space="preserve"> </w:t>
+      </w:r>
+      <w:r>
+        <w:rPr>
+          <w:rFonts w:cstheme="minorHAnsi"/>
+          <w:sz w:val="28"/>
+          <w:szCs w:val="28"/>
+        </w:rPr>
+        <w:t xml:space="preserve">is her </w:t>
       </w:r>
       <w:r>
         <w:rPr>
@@ -5907,139 +6041,133 @@
       <w:r>
         <w:rPr>
           <w:rFonts w:cstheme="minorHAnsi"/>
-          <w:sz w:val="28"/>
-          <w:szCs w:val="28"/>
-        </w:rPr>
-        <w:t xml:space="preserve"> </w:t>
-      </w:r>
-      <w:r>
-        <w:rPr>
-          <w:rFonts w:cstheme="minorHAnsi"/>
-          <w:sz w:val="28"/>
-          <w:szCs w:val="28"/>
-        </w:rPr>
-        <w:t xml:space="preserve">is Jessica’s </w:t>
-      </w:r>
-      <w:r>
-        <w:rPr>
-          <w:rFonts w:cstheme="minorHAnsi"/>
-          <w:sz w:val="28"/>
-          <w:szCs w:val="28"/>
-        </w:rPr>
-        <w:t xml:space="preserve">songwriting </w:t>
-      </w:r>
-      <w:r>
-        <w:rPr>
-          <w:rFonts w:cstheme="minorHAnsi"/>
-          <w:sz w:val="28"/>
-          <w:szCs w:val="28"/>
-        </w:rPr>
-        <w:t>sister</w:t>
-      </w:r>
-      <w:r>
-        <w:rPr>
-          <w:rFonts w:cstheme="minorHAnsi"/>
-          <w:sz w:val="28"/>
-          <w:szCs w:val="28"/>
-        </w:rPr>
-        <w:t xml:space="preserve"> </w:t>
-      </w:r>
-      <w:r>
-        <w:rPr>
-          <w:rFonts w:cstheme="minorHAnsi"/>
-          <w:sz w:val="28"/>
-          <w:szCs w:val="28"/>
-        </w:rPr>
-        <w:t xml:space="preserve">who </w:t>
-      </w:r>
-      <w:r>
-        <w:rPr>
-          <w:rFonts w:cstheme="minorHAnsi"/>
-          <w:sz w:val="28"/>
-          <w:szCs w:val="28"/>
-        </w:rPr>
-        <w:t xml:space="preserve">vanished </w:t>
-      </w:r>
-      <w:r>
-        <w:rPr>
-          <w:rFonts w:cstheme="minorHAnsi"/>
-          <w:sz w:val="28"/>
-          <w:szCs w:val="28"/>
-        </w:rPr>
-        <w:t xml:space="preserve">during </w:t>
-      </w:r>
-      <w:r>
-        <w:rPr>
-          <w:rFonts w:cstheme="minorHAnsi"/>
-          <w:sz w:val="28"/>
-          <w:szCs w:val="28"/>
-        </w:rPr>
-        <w:t>the East W</w:t>
-      </w:r>
-      <w:r>
-        <w:rPr>
-          <w:rFonts w:cstheme="minorHAnsi"/>
-          <w:sz w:val="28"/>
-          <w:szCs w:val="28"/>
-        </w:rPr>
-        <w:t>ar</w:t>
-      </w:r>
-      <w:r>
-        <w:rPr>
-          <w:rFonts w:cstheme="minorHAnsi"/>
-          <w:sz w:val="28"/>
-          <w:szCs w:val="28"/>
-        </w:rPr>
-        <w:t xml:space="preserve"> at age 20</w:t>
-      </w:r>
-      <w:r>
-        <w:rPr>
-          <w:rFonts w:cstheme="minorHAnsi"/>
-          <w:sz w:val="28"/>
-          <w:szCs w:val="28"/>
-        </w:rPr>
-        <w:t>.</w:t>
-      </w:r>
-      <w:r>
-        <w:rPr>
-          <w:rFonts w:cstheme="minorHAnsi"/>
-          <w:sz w:val="28"/>
-          <w:szCs w:val="28"/>
-        </w:rPr>
-        <w:t xml:space="preserve"> She </w:t>
-      </w:r>
-      <w:r>
-        <w:rPr>
-          <w:rFonts w:cstheme="minorHAnsi"/>
-          <w:sz w:val="28"/>
-          <w:szCs w:val="28"/>
-        </w:rPr>
-        <w:t xml:space="preserve">has </w:t>
-      </w:r>
-      <w:r>
-        <w:rPr>
-          <w:rFonts w:cstheme="minorHAnsi"/>
-          <w:sz w:val="28"/>
-          <w:szCs w:val="28"/>
-        </w:rPr>
-        <w:t>unknown</w:t>
-      </w:r>
-      <w:r>
-        <w:rPr>
-          <w:rFonts w:cstheme="minorHAnsi"/>
-          <w:sz w:val="28"/>
-          <w:szCs w:val="28"/>
-        </w:rPr>
-        <w:t xml:space="preserve"> </w:t>
-      </w:r>
-      <w:r>
-        <w:rPr>
-          <w:rFonts w:cstheme="minorHAnsi"/>
           <w:b/>
           <w:bCs/>
           <w:sz w:val="28"/>
           <w:szCs w:val="28"/>
         </w:rPr>
+        <w:t xml:space="preserve"> LEGATO</w:t>
+      </w:r>
+      <w:r>
+        <w:rPr>
+          <w:rFonts w:cstheme="minorHAnsi"/>
+          <w:sz w:val="28"/>
+          <w:szCs w:val="28"/>
+        </w:rPr>
+        <w:t xml:space="preserve"> </w:t>
+      </w:r>
+      <w:r>
+        <w:rPr>
+          <w:rFonts w:cstheme="minorHAnsi"/>
+          <w:sz w:val="28"/>
+          <w:szCs w:val="28"/>
+        </w:rPr>
+        <w:t xml:space="preserve">is Jessica’s </w:t>
+      </w:r>
+      <w:r>
+        <w:rPr>
+          <w:rFonts w:cstheme="minorHAnsi"/>
+          <w:sz w:val="28"/>
+          <w:szCs w:val="28"/>
+        </w:rPr>
+        <w:t xml:space="preserve">songwriting </w:t>
+      </w:r>
+      <w:r>
+        <w:rPr>
+          <w:rFonts w:cstheme="minorHAnsi"/>
+          <w:sz w:val="28"/>
+          <w:szCs w:val="28"/>
+        </w:rPr>
+        <w:t>sister</w:t>
+      </w:r>
+      <w:r>
+        <w:rPr>
+          <w:rFonts w:cstheme="minorHAnsi"/>
+          <w:sz w:val="28"/>
+          <w:szCs w:val="28"/>
+        </w:rPr>
+        <w:t xml:space="preserve"> </w:t>
+      </w:r>
+      <w:r>
+        <w:rPr>
+          <w:rFonts w:cstheme="minorHAnsi"/>
+          <w:sz w:val="28"/>
+          <w:szCs w:val="28"/>
+        </w:rPr>
+        <w:t xml:space="preserve">who </w:t>
+      </w:r>
+      <w:r>
+        <w:rPr>
+          <w:rFonts w:cstheme="minorHAnsi"/>
+          <w:sz w:val="28"/>
+          <w:szCs w:val="28"/>
+        </w:rPr>
+        <w:t xml:space="preserve">vanished </w:t>
+      </w:r>
+      <w:r>
+        <w:rPr>
+          <w:rFonts w:cstheme="minorHAnsi"/>
+          <w:sz w:val="28"/>
+          <w:szCs w:val="28"/>
+        </w:rPr>
+        <w:t xml:space="preserve">during </w:t>
+      </w:r>
+      <w:r>
+        <w:rPr>
+          <w:rFonts w:cstheme="minorHAnsi"/>
+          <w:sz w:val="28"/>
+          <w:szCs w:val="28"/>
+        </w:rPr>
+        <w:t>the East W</w:t>
+      </w:r>
+      <w:r>
+        <w:rPr>
+          <w:rFonts w:cstheme="minorHAnsi"/>
+          <w:sz w:val="28"/>
+          <w:szCs w:val="28"/>
+        </w:rPr>
+        <w:t>ar</w:t>
+      </w:r>
+      <w:r>
+        <w:rPr>
+          <w:rFonts w:cstheme="minorHAnsi"/>
+          <w:sz w:val="28"/>
+          <w:szCs w:val="28"/>
+        </w:rPr>
+        <w:t xml:space="preserve"> at age 20</w:t>
+      </w:r>
+      <w:r>
+        <w:rPr>
+          <w:rFonts w:cstheme="minorHAnsi"/>
+          <w:sz w:val="28"/>
+          <w:szCs w:val="28"/>
+        </w:rPr>
+        <w:t>.</w:t>
+      </w:r>
+      <w:r>
+        <w:rPr>
+          <w:rFonts w:cstheme="minorHAnsi"/>
+          <w:sz w:val="28"/>
+          <w:szCs w:val="28"/>
+        </w:rPr>
+        <w:t xml:space="preserve"> She </w:t>
+      </w:r>
+      <w:r>
+        <w:rPr>
+          <w:rFonts w:cstheme="minorHAnsi"/>
+          <w:sz w:val="28"/>
+          <w:szCs w:val="28"/>
+        </w:rPr>
+        <w:t xml:space="preserve">has </w:t>
+      </w:r>
+      <w:r>
+        <w:rPr>
+          <w:rFonts w:cstheme="minorHAnsi"/>
+          <w:b/>
+          <w:bCs/>
+          <w:sz w:val="28"/>
+          <w:szCs w:val="28"/>
+        </w:rPr>
         <w:t>nomad</w:t>
       </w:r>
       <w:r>
@@ -6088,23 +6216,7 @@
           <w:sz w:val="28"/>
           <w:szCs w:val="28"/>
         </w:rPr>
-        <w:t xml:space="preserve"> If she </w:t>
-      </w:r>
-      <w:r>
-        <w:rPr>
-          <w:rFonts w:cstheme="minorHAnsi"/>
-          <w:sz w:val="28"/>
-          <w:szCs w:val="28"/>
-        </w:rPr>
-        <w:t>was</w:t>
-      </w:r>
-      <w:r>
-        <w:rPr>
-          <w:rFonts w:cstheme="minorHAnsi"/>
-          <w:sz w:val="28"/>
-          <w:szCs w:val="28"/>
-        </w:rPr>
-        <w:t xml:space="preserve"> alive today, she would be 80.</w:t>
+        <w:t xml:space="preserve"> If alive today, she would be 80.</w:t>
       </w:r>
     </w:p>
     <w:p>
@@ -6127,7 +6239,7 @@
           <w:sz w:val="28"/>
           <w:szCs w:val="28"/>
         </w:rPr>
-        <w:t>GVERET GALILI</w:t>
+        <w:t>ALLEGRA GALILI</w:t>
       </w:r>
       <w:r>
         <w:rPr>
@@ -6198,24 +6310,7 @@
           <w:sz w:val="28"/>
           <w:szCs w:val="28"/>
         </w:rPr>
-        <w:t>MAR</w:t>
-      </w:r>
-      <w:r>
-        <w:rPr>
-          <w:sz w:val="28"/>
-          <w:szCs w:val="28"/>
-        </w:rPr>
-        <w:t xml:space="preserve"> </w:t>
-      </w:r>
-      <w:r>
-        <w:rPr>
-          <w:rFonts w:cstheme="minorHAnsi"/>
-          <w:b/>
-          <w:bCs/>
-          <w:sz w:val="28"/>
-          <w:szCs w:val="28"/>
-        </w:rPr>
-        <w:t>GALILI</w:t>
+        <w:t>LARGO GALILI</w:t>
       </w:r>
       <w:r>
         <w:rPr>

--- a/about/tempo-bible.docx
+++ b/about/tempo-bible.docx
@@ -26,7 +26,7 @@
           <w:szCs w:val="48"/>
         </w:rPr>
         <w:drawing>
-          <wp:anchor distT="0" distB="0" distL="114300" distR="114300" simplePos="0" relativeHeight="251658240" behindDoc="1" locked="0" layoutInCell="1" allowOverlap="1" wp14:anchorId="348EE6ED" wp14:editId="3D6A8B8D">
+          <wp:anchor distT="0" distB="0" distL="114300" distR="114300" simplePos="0" relativeHeight="251658240" behindDoc="1" locked="0" layoutInCell="1" allowOverlap="1" wp14:anchorId="348EE6ED" wp14:editId="4EDE0DE5">
             <wp:simplePos x="0" y="0"/>
             <wp:positionH relativeFrom="margin">
               <wp:posOffset>235243</wp:posOffset>
@@ -6239,7 +6239,17 @@
           <w:sz w:val="28"/>
           <w:szCs w:val="28"/>
         </w:rPr>
-        <w:t>ALLEGRA GALILI</w:t>
+        <w:t xml:space="preserve">ALLEGRA </w:t>
+      </w:r>
+      <w:r>
+        <w:rPr>
+          <w:rFonts w:cstheme="minorHAnsi"/>
+          <w:b/>
+          <w:bCs/>
+          <w:sz w:val="28"/>
+          <w:szCs w:val="28"/>
+        </w:rPr>
+        <w:t>KETSEV</w:t>
       </w:r>
       <w:r>
         <w:rPr>
@@ -6271,7 +6281,39 @@
           <w:sz w:val="28"/>
           <w:szCs w:val="28"/>
         </w:rPr>
-        <w:t xml:space="preserve"> They run </w:t>
+        <w:t xml:space="preserve"> </w:t>
+      </w:r>
+      <w:r>
+        <w:rPr>
+          <w:rFonts w:cstheme="minorHAnsi"/>
+          <w:sz w:val="28"/>
+          <w:szCs w:val="28"/>
+        </w:rPr>
+        <w:t>She</w:t>
+      </w:r>
+      <w:r>
+        <w:rPr>
+          <w:rFonts w:cstheme="minorHAnsi"/>
+          <w:sz w:val="28"/>
+          <w:szCs w:val="28"/>
+        </w:rPr>
+        <w:t xml:space="preserve"> run</w:t>
+      </w:r>
+      <w:r>
+        <w:rPr>
+          <w:rFonts w:cstheme="minorHAnsi"/>
+          <w:sz w:val="28"/>
+          <w:szCs w:val="28"/>
+        </w:rPr>
+        <w:t>s</w:t>
+      </w:r>
+      <w:r>
+        <w:rPr>
+          <w:rFonts w:cstheme="minorHAnsi"/>
+          <w:sz w:val="28"/>
+          <w:szCs w:val="28"/>
+        </w:rPr>
+        <w:t xml:space="preserve"> </w:t>
       </w:r>
       <w:r>
         <w:rPr>
@@ -6366,7 +6408,31 @@
           <w:sz w:val="28"/>
           <w:szCs w:val="28"/>
         </w:rPr>
-        <w:t>They run The Temple in The Middle.</w:t>
+        <w:t>He</w:t>
+      </w:r>
+      <w:r>
+        <w:rPr>
+          <w:rFonts w:cstheme="minorHAnsi"/>
+          <w:sz w:val="28"/>
+          <w:szCs w:val="28"/>
+        </w:rPr>
+        <w:t xml:space="preserve"> run</w:t>
+      </w:r>
+      <w:r>
+        <w:rPr>
+          <w:rFonts w:cstheme="minorHAnsi"/>
+          <w:sz w:val="28"/>
+          <w:szCs w:val="28"/>
+        </w:rPr>
+        <w:t>s</w:t>
+      </w:r>
+      <w:r>
+        <w:rPr>
+          <w:rFonts w:cstheme="minorHAnsi"/>
+          <w:sz w:val="28"/>
+          <w:szCs w:val="28"/>
+        </w:rPr>
+        <w:t xml:space="preserve"> The Temple in The Middle.</w:t>
       </w:r>
     </w:p>
     <w:p>

--- a/about/tempo-bible.docx
+++ b/about/tempo-bible.docx
@@ -26,7 +26,7 @@
           <w:szCs w:val="48"/>
         </w:rPr>
         <w:drawing>
-          <wp:anchor distT="0" distB="0" distL="114300" distR="114300" simplePos="0" relativeHeight="251658240" behindDoc="1" locked="0" layoutInCell="1" allowOverlap="1" wp14:anchorId="348EE6ED" wp14:editId="4EDE0DE5">
+          <wp:anchor distT="0" distB="0" distL="114300" distR="114300" simplePos="0" relativeHeight="251658240" behindDoc="1" locked="0" layoutInCell="1" allowOverlap="1" wp14:anchorId="348EE6ED" wp14:editId="170412DD">
             <wp:simplePos x="0" y="0"/>
             <wp:positionH relativeFrom="margin">
               <wp:posOffset>235243</wp:posOffset>
@@ -1419,6 +1419,7 @@
         </w:rPr>
         <w:t xml:space="preserve"> meets his </w:t>
       </w:r>
+      <w:proofErr w:type="spellStart"/>
       <w:r>
         <w:rPr>
           <w:rFonts w:cstheme="minorHAnsi"/>
@@ -1433,24 +1434,35 @@
           <w:sz w:val="24"/>
           <w:szCs w:val="24"/>
         </w:rPr>
-        <w:t xml:space="preserve">à </w:t>
-      </w:r>
+        <w:t>à</w:t>
+      </w:r>
+      <w:proofErr w:type="spellEnd"/>
       <w:r>
         <w:rPr>
           <w:rFonts w:cstheme="minorHAnsi"/>
           <w:sz w:val="24"/>
           <w:szCs w:val="24"/>
         </w:rPr>
-        <w:t>N</w:t>
-      </w:r>
+        <w:t xml:space="preserve"> </w:t>
+      </w:r>
+      <w:proofErr w:type="spellStart"/>
       <w:r>
         <w:rPr>
           <w:rFonts w:cstheme="minorHAnsi"/>
           <w:sz w:val="24"/>
           <w:szCs w:val="24"/>
         </w:rPr>
+        <w:t>N</w:t>
+      </w:r>
+      <w:r>
+        <w:rPr>
+          <w:rFonts w:cstheme="minorHAnsi"/>
+          <w:sz w:val="24"/>
+          <w:szCs w:val="24"/>
+        </w:rPr>
         <w:t>ội</w:t>
       </w:r>
+      <w:proofErr w:type="spellEnd"/>
       <w:r>
         <w:rPr>
           <w:rFonts w:cstheme="minorHAnsi"/>
@@ -1506,6 +1518,7 @@
         </w:rPr>
         <w:t xml:space="preserve">Half a century ago, </w:t>
       </w:r>
+      <w:proofErr w:type="gramStart"/>
       <w:r>
         <w:rPr>
           <w:rFonts w:cstheme="minorHAnsi"/>
@@ -1528,7 +1541,16 @@
           <w:sz w:val="30"/>
           <w:szCs w:val="30"/>
         </w:rPr>
-        <w:t xml:space="preserve">Jessica and Lorenza </w:t>
+        <w:t>Jessica and Lorenza</w:t>
+      </w:r>
+      <w:proofErr w:type="gramEnd"/>
+      <w:r>
+        <w:rPr>
+          <w:rFonts w:cstheme="minorHAnsi"/>
+          <w:sz w:val="30"/>
+          <w:szCs w:val="30"/>
+        </w:rPr>
+        <w:t xml:space="preserve"> </w:t>
       </w:r>
       <w:r>
         <w:rPr>
@@ -1893,7 +1915,16 @@
           <w:sz w:val="30"/>
           <w:szCs w:val="30"/>
         </w:rPr>
-        <w:t xml:space="preserve"> F. Ch</w:t>
+        <w:t xml:space="preserve"> F. </w:t>
+      </w:r>
+      <w:proofErr w:type="spellStart"/>
+      <w:r>
+        <w:rPr>
+          <w:rFonts w:cstheme="minorHAnsi"/>
+          <w:sz w:val="30"/>
+          <w:szCs w:val="30"/>
+        </w:rPr>
+        <w:t>Ch</w:t>
       </w:r>
       <w:r>
         <w:rPr>
@@ -1911,6 +1942,7 @@
         </w:rPr>
         <w:t>ry</w:t>
       </w:r>
+      <w:proofErr w:type="spellEnd"/>
       <w:r>
         <w:rPr>
           <w:rFonts w:cstheme="minorHAnsi"/>
@@ -3245,6 +3277,7 @@
         </w:rPr>
         <w:t xml:space="preserve">“F. </w:t>
       </w:r>
+      <w:proofErr w:type="spellStart"/>
       <w:r>
         <w:rPr>
           <w:rFonts w:cstheme="minorHAnsi"/>
@@ -3253,6 +3286,7 @@
         </w:rPr>
         <w:t>Chéry</w:t>
       </w:r>
+      <w:proofErr w:type="spellEnd"/>
       <w:r>
         <w:rPr>
           <w:rFonts w:cstheme="minorHAnsi"/>
@@ -3275,7 +3309,43 @@
           <w:sz w:val="30"/>
           <w:szCs w:val="30"/>
         </w:rPr>
-        <w:t xml:space="preserve">“Hakol Efshari,” which </w:t>
+        <w:t>“</w:t>
+      </w:r>
+      <w:proofErr w:type="spellStart"/>
+      <w:r>
+        <w:rPr>
+          <w:rFonts w:cstheme="minorHAnsi"/>
+          <w:sz w:val="30"/>
+          <w:szCs w:val="30"/>
+        </w:rPr>
+        <w:t>Hakol</w:t>
+      </w:r>
+      <w:proofErr w:type="spellEnd"/>
+      <w:r>
+        <w:rPr>
+          <w:rFonts w:cstheme="minorHAnsi"/>
+          <w:sz w:val="30"/>
+          <w:szCs w:val="30"/>
+        </w:rPr>
+        <w:t xml:space="preserve"> </w:t>
+      </w:r>
+      <w:proofErr w:type="spellStart"/>
+      <w:r>
+        <w:rPr>
+          <w:rFonts w:cstheme="minorHAnsi"/>
+          <w:sz w:val="30"/>
+          <w:szCs w:val="30"/>
+        </w:rPr>
+        <w:t>Efshari</w:t>
+      </w:r>
+      <w:proofErr w:type="spellEnd"/>
+      <w:r>
+        <w:rPr>
+          <w:rFonts w:cstheme="minorHAnsi"/>
+          <w:sz w:val="30"/>
+          <w:szCs w:val="30"/>
+        </w:rPr>
+        <w:t xml:space="preserve">,” which </w:t>
       </w:r>
       <w:r>
         <w:rPr>
@@ -3341,18 +3411,52 @@
         </w:rPr>
         <w:t>(“</w:t>
       </w:r>
-      <w:hyperlink r:id="rId11" w:history="1">
-        <w:r>
-          <w:rPr>
-            <w:rStyle w:val="Hyperlink"/>
-            <w:rFonts w:cstheme="minorHAnsi"/>
-            <w:sz w:val="30"/>
-            <w:szCs w:val="30"/>
-            <w:u w:val="none"/>
-          </w:rPr>
-          <w:t>אֶפְשָׁרִי</w:t>
-        </w:r>
-      </w:hyperlink>
+      <w:proofErr w:type="spellStart"/>
+      <w:r>
+        <w:fldChar w:fldCharType="begin"/>
+      </w:r>
+      <w:r>
+        <w:instrText>HYPERLINK "https://www.tempomusical.com/music/8-efshari/"</w:instrText>
+      </w:r>
+      <w:r>
+        <w:fldChar w:fldCharType="separate"/>
+      </w:r>
+      <w:r>
+        <w:rPr>
+          <w:rStyle w:val="Hyperlink"/>
+          <w:rFonts w:cstheme="minorHAnsi"/>
+          <w:sz w:val="30"/>
+          <w:szCs w:val="30"/>
+          <w:u w:val="none"/>
+        </w:rPr>
+        <w:t>אֶפְש</w:t>
+      </w:r>
+      <w:proofErr w:type="spellEnd"/>
+      <w:r>
+        <w:rPr>
+          <w:rStyle w:val="Hyperlink"/>
+          <w:rFonts w:cstheme="minorHAnsi"/>
+          <w:sz w:val="30"/>
+          <w:szCs w:val="30"/>
+          <w:u w:val="none"/>
+        </w:rPr>
+        <w:t>ָׁ</w:t>
+      </w:r>
+      <w:proofErr w:type="spellStart"/>
+      <w:r>
+        <w:rPr>
+          <w:rStyle w:val="Hyperlink"/>
+          <w:rFonts w:cstheme="minorHAnsi"/>
+          <w:sz w:val="30"/>
+          <w:szCs w:val="30"/>
+          <w:u w:val="none"/>
+        </w:rPr>
+        <w:t>רִי</w:t>
+      </w:r>
+      <w:proofErr w:type="spellEnd"/>
+      <w:r>
+        <w:fldChar w:fldCharType="end"/>
+      </w:r>
       <w:r>
         <w:rPr>
           <w:rFonts w:cstheme="minorHAnsi"/>
@@ -6885,7 +6989,8 @@
         </w:rPr>
         <w:t xml:space="preserve">. </w:t>
       </w:r>
-      <w:hyperlink r:id="rId12" w:history="1">
+      <w:hyperlink r:id="rId11" w:history="1">
+        <w:proofErr w:type="spellStart"/>
         <w:r>
           <w:rPr>
             <w:rStyle w:val="Hyperlink"/>
@@ -6893,7 +6998,57 @@
             <w:sz w:val="28"/>
             <w:szCs w:val="28"/>
           </w:rPr>
-          <w:t>אֶפְשָׁרִי (Efshari, Anything’s Possible)</w:t>
+          <w:t>אֶפְש</w:t>
+        </w:r>
+        <w:proofErr w:type="spellEnd"/>
+        <w:r>
+          <w:rPr>
+            <w:rStyle w:val="Hyperlink"/>
+            <w:rFonts w:cstheme="minorHAnsi"/>
+            <w:sz w:val="28"/>
+            <w:szCs w:val="28"/>
+          </w:rPr>
+          <w:t>ָׁ</w:t>
+        </w:r>
+        <w:proofErr w:type="spellStart"/>
+        <w:r>
+          <w:rPr>
+            <w:rStyle w:val="Hyperlink"/>
+            <w:rFonts w:cstheme="minorHAnsi"/>
+            <w:sz w:val="28"/>
+            <w:szCs w:val="28"/>
+          </w:rPr>
+          <w:t>רִי</w:t>
+        </w:r>
+        <w:proofErr w:type="spellEnd"/>
+        <w:r>
+          <w:rPr>
+            <w:rStyle w:val="Hyperlink"/>
+            <w:rFonts w:cstheme="minorHAnsi"/>
+            <w:sz w:val="28"/>
+            <w:szCs w:val="28"/>
+          </w:rPr>
+          <w:t xml:space="preserve"> (</w:t>
+        </w:r>
+        <w:proofErr w:type="spellStart"/>
+        <w:r>
+          <w:rPr>
+            <w:rStyle w:val="Hyperlink"/>
+            <w:rFonts w:cstheme="minorHAnsi"/>
+            <w:sz w:val="28"/>
+            <w:szCs w:val="28"/>
+          </w:rPr>
+          <w:t>Efshari</w:t>
+        </w:r>
+        <w:proofErr w:type="spellEnd"/>
+        <w:r>
+          <w:rPr>
+            <w:rStyle w:val="Hyperlink"/>
+            <w:rFonts w:cstheme="minorHAnsi"/>
+            <w:sz w:val="28"/>
+            <w:szCs w:val="28"/>
+          </w:rPr>
+          <w:t>, Anything’s Possible)</w:t>
         </w:r>
       </w:hyperlink>
       <w:r>
@@ -7113,7 +7268,7 @@
           <w:szCs w:val="28"/>
           <w:vertAlign w:val="subscript"/>
         </w:rPr>
-        <w:t>Gveret Galili, Mar Galili</w:t>
+        <w:t>Allegra</w:t>
       </w:r>
       <w:r>
         <w:rPr>
@@ -7122,6 +7277,24 @@
           <w:szCs w:val="28"/>
           <w:vertAlign w:val="subscript"/>
         </w:rPr>
+        <w:t xml:space="preserve">, </w:t>
+      </w:r>
+      <w:r>
+        <w:rPr>
+          <w:rFonts w:cstheme="minorHAnsi"/>
+          <w:sz w:val="28"/>
+          <w:szCs w:val="28"/>
+          <w:vertAlign w:val="subscript"/>
+        </w:rPr>
+        <w:t>Largo</w:t>
+      </w:r>
+      <w:r>
+        <w:rPr>
+          <w:rFonts w:cstheme="minorHAnsi"/>
+          <w:sz w:val="28"/>
+          <w:szCs w:val="28"/>
+          <w:vertAlign w:val="subscript"/>
+        </w:rPr>
         <w:br/>
       </w:r>
       <w:r>
@@ -7147,7 +7320,25 @@
           <w:szCs w:val="28"/>
           <w:vertAlign w:val="subscript"/>
         </w:rPr>
-        <w:t>Gveret Galili, Mar Galili</w:t>
+        <w:t>Allegra</w:t>
+      </w:r>
+      <w:r>
+        <w:rPr>
+          <w:rFonts w:cstheme="minorHAnsi"/>
+          <w:sz w:val="28"/>
+          <w:szCs w:val="28"/>
+          <w:vertAlign w:val="subscript"/>
+        </w:rPr>
+        <w:t xml:space="preserve">, </w:t>
+      </w:r>
+      <w:r>
+        <w:rPr>
+          <w:rFonts w:cstheme="minorHAnsi"/>
+          <w:sz w:val="28"/>
+          <w:szCs w:val="28"/>
+          <w:vertAlign w:val="subscript"/>
+        </w:rPr>
+        <w:t>Largo</w:t>
       </w:r>
       <w:r>
         <w:rPr>
@@ -7204,7 +7395,7 @@
           <w:szCs w:val="28"/>
           <w:vertAlign w:val="subscript"/>
         </w:rPr>
-        <w:t>Jessica, Gveret Galili, Mar Galili</w:t>
+        <w:t xml:space="preserve">Jessica, </w:t>
       </w:r>
       <w:r>
         <w:rPr>
@@ -7213,6 +7404,33 @@
           <w:szCs w:val="28"/>
           <w:vertAlign w:val="subscript"/>
         </w:rPr>
+        <w:t>Allegra</w:t>
+      </w:r>
+      <w:r>
+        <w:rPr>
+          <w:rFonts w:cstheme="minorHAnsi"/>
+          <w:sz w:val="28"/>
+          <w:szCs w:val="28"/>
+          <w:vertAlign w:val="subscript"/>
+        </w:rPr>
+        <w:t xml:space="preserve">, </w:t>
+      </w:r>
+      <w:r>
+        <w:rPr>
+          <w:rFonts w:cstheme="minorHAnsi"/>
+          <w:sz w:val="28"/>
+          <w:szCs w:val="28"/>
+          <w:vertAlign w:val="subscript"/>
+        </w:rPr>
+        <w:t>Largo</w:t>
+      </w:r>
+      <w:r>
+        <w:rPr>
+          <w:rFonts w:cstheme="minorHAnsi"/>
+          <w:sz w:val="28"/>
+          <w:szCs w:val="28"/>
+          <w:vertAlign w:val="subscript"/>
+        </w:rPr>
         <w:t>, Lorenza</w:t>
       </w:r>
       <w:r>
@@ -7324,215 +7542,15 @@
           <w:vertAlign w:val="subscript"/>
         </w:rPr>
         <w:t xml:space="preserve"> Company</w:t>
-      </w:r>
-    </w:p>
-    <w:p>
-      <w:pPr>
-        <w:tabs>
-          <w:tab w:val="left" w:pos="5013"/>
-        </w:tabs>
-        <w:spacing w:line="240" w:lineRule="auto"/>
-        <w:rPr>
-          <w:rFonts w:cstheme="minorHAnsi"/>
-          <w:b/>
-          <w:bCs/>
-          <w:sz w:val="28"/>
-          <w:szCs w:val="28"/>
-        </w:rPr>
-      </w:pPr>
-      <w:r>
-        <w:rPr>
-          <w:rFonts w:cstheme="minorHAnsi"/>
-          <w:b/>
-          <w:bCs/>
-          <w:sz w:val="28"/>
-          <w:szCs w:val="28"/>
-        </w:rPr>
-        <w:lastRenderedPageBreak/>
-        <w:t>POTENTIAL SONGS</w:t>
-      </w:r>
-    </w:p>
-    <w:p>
-      <w:pPr>
-        <w:tabs>
-          <w:tab w:val="left" w:pos="5013"/>
-        </w:tabs>
-        <w:spacing w:line="240" w:lineRule="auto"/>
-        <w:rPr>
-          <w:rFonts w:cstheme="minorHAnsi"/>
-          <w:sz w:val="28"/>
-          <w:szCs w:val="28"/>
-        </w:rPr>
-      </w:pPr>
-      <w:r>
-        <w:rPr>
-          <w:rFonts w:cstheme="minorHAnsi"/>
-          <w:sz w:val="28"/>
-          <w:szCs w:val="28"/>
-        </w:rPr>
-        <w:t>Born in the Wrong Generation</w:t>
-      </w:r>
-      <w:r>
-        <w:rPr>
-          <w:rFonts w:cstheme="minorHAnsi"/>
-          <w:sz w:val="28"/>
-          <w:szCs w:val="28"/>
-          <w:vertAlign w:val="subscript"/>
-        </w:rPr>
-        <w:br/>
-      </w:r>
-      <w:r>
-        <w:rPr>
-          <w:rFonts w:cstheme="minorHAnsi"/>
-          <w:sz w:val="28"/>
-          <w:szCs w:val="28"/>
-        </w:rPr>
-        <w:t>Future Plans</w:t>
-      </w:r>
-      <w:r>
-        <w:rPr>
-          <w:rFonts w:cstheme="minorHAnsi"/>
-          <w:sz w:val="28"/>
-          <w:szCs w:val="28"/>
-          <w:vertAlign w:val="subscript"/>
-        </w:rPr>
-        <w:br/>
-      </w:r>
-      <w:r>
-        <w:rPr>
-          <w:rFonts w:cstheme="minorHAnsi"/>
-          <w:sz w:val="28"/>
-          <w:szCs w:val="28"/>
-        </w:rPr>
-        <w:t>Right Person, Wrong Time</w:t>
-      </w:r>
-      <w:r>
-        <w:rPr>
-          <w:rFonts w:cstheme="minorHAnsi"/>
-          <w:sz w:val="28"/>
-          <w:szCs w:val="28"/>
-          <w:vertAlign w:val="subscript"/>
-        </w:rPr>
-        <w:br/>
-      </w:r>
-      <w:r>
-        <w:rPr>
-          <w:rFonts w:cstheme="minorHAnsi"/>
-          <w:sz w:val="28"/>
-          <w:szCs w:val="28"/>
-        </w:rPr>
-        <w:t>Keep Tabs (on Your Heart)</w:t>
-      </w:r>
-      <w:r>
-        <w:rPr>
-          <w:rFonts w:cstheme="minorHAnsi"/>
-          <w:sz w:val="28"/>
-          <w:szCs w:val="28"/>
-          <w:vertAlign w:val="subscript"/>
-        </w:rPr>
-        <w:br/>
-      </w:r>
-      <w:r>
-        <w:rPr>
-          <w:rFonts w:cstheme="minorHAnsi"/>
-          <w:sz w:val="28"/>
-          <w:szCs w:val="28"/>
-        </w:rPr>
-        <w:t>From the End</w:t>
-      </w:r>
-      <w:r>
-        <w:rPr>
-          <w:rFonts w:cstheme="minorHAnsi"/>
-          <w:sz w:val="28"/>
-          <w:szCs w:val="28"/>
-        </w:rPr>
-        <w:br/>
-        <w:t>Stand Fermata</w:t>
-      </w:r>
-    </w:p>
-    <w:p>
-      <w:pPr>
-        <w:tabs>
-          <w:tab w:val="left" w:pos="5013"/>
-        </w:tabs>
-        <w:spacing w:line="240" w:lineRule="auto"/>
-        <w:rPr>
-          <w:rFonts w:cstheme="minorHAnsi"/>
-          <w:sz w:val="28"/>
-          <w:szCs w:val="28"/>
-        </w:rPr>
-      </w:pPr>
-    </w:p>
-    <w:p>
-      <w:pPr>
-        <w:tabs>
-          <w:tab w:val="left" w:pos="5013"/>
-        </w:tabs>
-        <w:spacing w:line="240" w:lineRule="auto"/>
-        <w:rPr>
-          <w:rFonts w:cstheme="minorHAnsi"/>
-          <w:sz w:val="28"/>
-          <w:szCs w:val="28"/>
-        </w:rPr>
-      </w:pPr>
-      <w:r>
-        <w:rPr>
-          <w:rFonts w:cstheme="minorHAnsi"/>
-          <w:b/>
-          <w:bCs/>
-          <w:sz w:val="28"/>
-          <w:szCs w:val="28"/>
-        </w:rPr>
-        <w:t>EZEKIEL</w:t>
-      </w:r>
-      <w:r>
-        <w:rPr>
-          <w:rFonts w:cstheme="minorHAnsi"/>
-          <w:sz w:val="28"/>
-          <w:szCs w:val="28"/>
-        </w:rPr>
-        <w:t xml:space="preserve"> is Jessica and Lorenza’s revolutionary father. He passes on his </w:t>
-      </w:r>
-      <w:r>
-        <w:rPr>
-          <w:rFonts w:cstheme="minorHAnsi"/>
-          <w:sz w:val="28"/>
-          <w:szCs w:val="28"/>
-        </w:rPr>
-        <w:t xml:space="preserve">Moon </w:t>
-      </w:r>
-      <w:r>
-        <w:rPr>
-          <w:rFonts w:cstheme="minorHAnsi"/>
-          <w:sz w:val="28"/>
-          <w:szCs w:val="28"/>
-        </w:rPr>
-        <w:t>guitar to Jessica and</w:t>
-      </w:r>
-      <w:r>
-        <w:rPr>
-          <w:rFonts w:cstheme="minorHAnsi"/>
-          <w:sz w:val="28"/>
-          <w:szCs w:val="28"/>
-        </w:rPr>
-        <w:t xml:space="preserve"> song</w:t>
-      </w:r>
-      <w:r>
-        <w:rPr>
-          <w:rFonts w:cstheme="minorHAnsi"/>
-          <w:sz w:val="28"/>
-          <w:szCs w:val="28"/>
-        </w:rPr>
-        <w:t>books to Lorenza after his studies in the Northwest.</w:t>
       </w:r>
     </w:p>
     <w:sectPr>
-      <w:headerReference w:type="even" r:id="rId13"/>
-      <w:headerReference w:type="default" r:id="rId14"/>
-      <w:footerReference w:type="even" r:id="rId15"/>
-      <w:footerReference w:type="default" r:id="rId16"/>
-      <w:headerReference w:type="first" r:id="rId17"/>
-      <w:footerReference w:type="first" r:id="rId18"/>
+      <w:headerReference w:type="even" r:id="rId12"/>
+      <w:headerReference w:type="default" r:id="rId13"/>
+      <w:footerReference w:type="even" r:id="rId14"/>
+      <w:footerReference w:type="default" r:id="rId15"/>
+      <w:headerReference w:type="first" r:id="rId16"/>
+      <w:footerReference w:type="first" r:id="rId17"/>
       <w:pgSz w:w="12240" w:h="15840"/>
       <w:pgMar w:top="1440" w:right="1440" w:bottom="1440" w:left="1440" w:header="720" w:footer="720" w:gutter="0"/>
       <w:pgNumType w:fmt="lowerRoman"/>

--- a/about/tempo-bible.docx
+++ b/about/tempo-bible.docx
@@ -26,7 +26,7 @@
           <w:szCs w:val="48"/>
         </w:rPr>
         <w:drawing>
-          <wp:anchor distT="0" distB="0" distL="114300" distR="114300" simplePos="0" relativeHeight="251658240" behindDoc="1" locked="0" layoutInCell="1" allowOverlap="1" wp14:anchorId="348EE6ED" wp14:editId="170412DD">
+          <wp:anchor distT="0" distB="0" distL="114300" distR="114300" simplePos="0" relativeHeight="251658240" behindDoc="1" locked="0" layoutInCell="1" allowOverlap="1" wp14:anchorId="348EE6ED" wp14:editId="4E07F600">
             <wp:simplePos x="0" y="0"/>
             <wp:positionH relativeFrom="margin">
               <wp:posOffset>235243</wp:posOffset>
@@ -452,6 +452,30 @@
     </w:p>
     <w:p>
       <w:pPr>
+        <w:rPr>
+          <w:rFonts w:cstheme="minorHAnsi"/>
+          <w:b/>
+          <w:bCs/>
+          <w:sz w:val="32"/>
+          <w:szCs w:val="32"/>
+          <w:u w:val="single"/>
+        </w:rPr>
+      </w:pPr>
+      <w:r>
+        <w:rPr>
+          <w:rFonts w:cstheme="minorHAnsi"/>
+          <w:b/>
+          <w:bCs/>
+          <w:sz w:val="32"/>
+          <w:szCs w:val="32"/>
+          <w:u w:val="single"/>
+        </w:rPr>
+        <w:lastRenderedPageBreak/>
+        <w:br w:type="page"/>
+      </w:r>
+    </w:p>
+    <w:p>
+      <w:pPr>
         <w:spacing w:line="240" w:lineRule="auto"/>
         <w:jc w:val="center"/>
         <w:rPr>
@@ -1419,7 +1443,6 @@
         </w:rPr>
         <w:t xml:space="preserve"> meets his </w:t>
       </w:r>
-      <w:proofErr w:type="spellStart"/>
       <w:r>
         <w:rPr>
           <w:rFonts w:cstheme="minorHAnsi"/>
@@ -1434,35 +1457,24 @@
           <w:sz w:val="24"/>
           <w:szCs w:val="24"/>
         </w:rPr>
-        <w:t>à</w:t>
-      </w:r>
-      <w:proofErr w:type="spellEnd"/>
+        <w:t xml:space="preserve">à </w:t>
+      </w:r>
       <w:r>
         <w:rPr>
           <w:rFonts w:cstheme="minorHAnsi"/>
           <w:sz w:val="24"/>
           <w:szCs w:val="24"/>
         </w:rPr>
-        <w:t xml:space="preserve"> </w:t>
-      </w:r>
-      <w:proofErr w:type="spellStart"/>
+        <w:t>N</w:t>
+      </w:r>
       <w:r>
         <w:rPr>
           <w:rFonts w:cstheme="minorHAnsi"/>
           <w:sz w:val="24"/>
           <w:szCs w:val="24"/>
         </w:rPr>
-        <w:t>N</w:t>
-      </w:r>
-      <w:r>
-        <w:rPr>
-          <w:rFonts w:cstheme="minorHAnsi"/>
-          <w:sz w:val="24"/>
-          <w:szCs w:val="24"/>
-        </w:rPr>
         <w:t>ội</w:t>
       </w:r>
-      <w:proofErr w:type="spellEnd"/>
       <w:r>
         <w:rPr>
           <w:rFonts w:cstheme="minorHAnsi"/>
@@ -1518,7 +1530,6 @@
         </w:rPr>
         <w:t xml:space="preserve">Half a century ago, </w:t>
       </w:r>
-      <w:proofErr w:type="gramStart"/>
       <w:r>
         <w:rPr>
           <w:rFonts w:cstheme="minorHAnsi"/>
@@ -1541,16 +1552,7 @@
           <w:sz w:val="30"/>
           <w:szCs w:val="30"/>
         </w:rPr>
-        <w:t>Jessica and Lorenza</w:t>
-      </w:r>
-      <w:proofErr w:type="gramEnd"/>
-      <w:r>
-        <w:rPr>
-          <w:rFonts w:cstheme="minorHAnsi"/>
-          <w:sz w:val="30"/>
-          <w:szCs w:val="30"/>
-        </w:rPr>
-        <w:t xml:space="preserve"> </w:t>
+        <w:t xml:space="preserve">Jessica and Lorenza </w:t>
       </w:r>
       <w:r>
         <w:rPr>
@@ -1915,16 +1917,7 @@
           <w:sz w:val="30"/>
           <w:szCs w:val="30"/>
         </w:rPr>
-        <w:t xml:space="preserve"> F. </w:t>
-      </w:r>
-      <w:proofErr w:type="spellStart"/>
-      <w:r>
-        <w:rPr>
-          <w:rFonts w:cstheme="minorHAnsi"/>
-          <w:sz w:val="30"/>
-          <w:szCs w:val="30"/>
-        </w:rPr>
-        <w:t>Ch</w:t>
+        <w:t xml:space="preserve"> F. Ch</w:t>
       </w:r>
       <w:r>
         <w:rPr>
@@ -1942,7 +1935,6 @@
         </w:rPr>
         <w:t>ry</w:t>
       </w:r>
-      <w:proofErr w:type="spellEnd"/>
       <w:r>
         <w:rPr>
           <w:rFonts w:cstheme="minorHAnsi"/>
@@ -3277,7 +3269,6 @@
         </w:rPr>
         <w:t xml:space="preserve">“F. </w:t>
       </w:r>
-      <w:proofErr w:type="spellStart"/>
       <w:r>
         <w:rPr>
           <w:rFonts w:cstheme="minorHAnsi"/>
@@ -3286,7 +3277,6 @@
         </w:rPr>
         <w:t>Chéry</w:t>
       </w:r>
-      <w:proofErr w:type="spellEnd"/>
       <w:r>
         <w:rPr>
           <w:rFonts w:cstheme="minorHAnsi"/>
@@ -3309,18 +3299,56 @@
           <w:sz w:val="30"/>
           <w:szCs w:val="30"/>
         </w:rPr>
-        <w:t>“</w:t>
-      </w:r>
-      <w:proofErr w:type="spellStart"/>
-      <w:r>
-        <w:rPr>
-          <w:rFonts w:cstheme="minorHAnsi"/>
-          <w:sz w:val="30"/>
-          <w:szCs w:val="30"/>
-        </w:rPr>
-        <w:t>Hakol</w:t>
-      </w:r>
-      <w:proofErr w:type="spellEnd"/>
+        <w:t xml:space="preserve">“Hakol Efshari,” which </w:t>
+      </w:r>
+      <w:r>
+        <w:rPr>
+          <w:rFonts w:cstheme="minorHAnsi"/>
+          <w:sz w:val="30"/>
+          <w:szCs w:val="30"/>
+        </w:rPr>
+        <w:t xml:space="preserve">means </w:t>
+      </w:r>
+      <w:r>
+        <w:rPr>
+          <w:rFonts w:cstheme="minorHAnsi"/>
+          <w:sz w:val="30"/>
+          <w:szCs w:val="30"/>
+        </w:rPr>
+        <w:t>“Anything</w:t>
+      </w:r>
+      <w:r>
+        <w:rPr>
+          <w:rFonts w:cstheme="minorHAnsi"/>
+          <w:sz w:val="30"/>
+          <w:szCs w:val="30"/>
+        </w:rPr>
+        <w:t xml:space="preserve"> is</w:t>
+      </w:r>
+      <w:r>
+        <w:rPr>
+          <w:rFonts w:cstheme="minorHAnsi"/>
+          <w:sz w:val="30"/>
+          <w:szCs w:val="30"/>
+        </w:rPr>
+        <w:t xml:space="preserve"> Possible”</w:t>
+      </w:r>
+      <w:r>
+        <w:rPr>
+          <w:rFonts w:cstheme="minorHAnsi"/>
+          <w:sz w:val="30"/>
+          <w:szCs w:val="30"/>
+        </w:rPr>
+        <w:t xml:space="preserve"> in Hebrew.</w:t>
+      </w:r>
+      <w:r>
+        <w:rPr>
+          <w:rFonts w:cstheme="minorHAnsi"/>
+          <w:sz w:val="30"/>
+          <w:szCs w:val="30"/>
+        </w:rPr>
+        <w:t xml:space="preserve"> Tab invites Kota to a music poetry slam later that night</w:t>
+      </w:r>
       <w:r>
         <w:rPr>
           <w:rFonts w:cstheme="minorHAnsi"/>
@@ -3329,80 +3357,6 @@
         </w:rPr>
         <w:t xml:space="preserve"> </w:t>
       </w:r>
-      <w:proofErr w:type="spellStart"/>
-      <w:r>
-        <w:rPr>
-          <w:rFonts w:cstheme="minorHAnsi"/>
-          <w:sz w:val="30"/>
-          <w:szCs w:val="30"/>
-        </w:rPr>
-        <w:t>Efshari</w:t>
-      </w:r>
-      <w:proofErr w:type="spellEnd"/>
-      <w:r>
-        <w:rPr>
-          <w:rFonts w:cstheme="minorHAnsi"/>
-          <w:sz w:val="30"/>
-          <w:szCs w:val="30"/>
-        </w:rPr>
-        <w:t xml:space="preserve">,” which </w:t>
-      </w:r>
-      <w:r>
-        <w:rPr>
-          <w:rFonts w:cstheme="minorHAnsi"/>
-          <w:sz w:val="30"/>
-          <w:szCs w:val="30"/>
-        </w:rPr>
-        <w:t xml:space="preserve">means </w:t>
-      </w:r>
-      <w:r>
-        <w:rPr>
-          <w:rFonts w:cstheme="minorHAnsi"/>
-          <w:sz w:val="30"/>
-          <w:szCs w:val="30"/>
-        </w:rPr>
-        <w:t>“Anything</w:t>
-      </w:r>
-      <w:r>
-        <w:rPr>
-          <w:rFonts w:cstheme="minorHAnsi"/>
-          <w:sz w:val="30"/>
-          <w:szCs w:val="30"/>
-        </w:rPr>
-        <w:t xml:space="preserve"> is</w:t>
-      </w:r>
-      <w:r>
-        <w:rPr>
-          <w:rFonts w:cstheme="minorHAnsi"/>
-          <w:sz w:val="30"/>
-          <w:szCs w:val="30"/>
-        </w:rPr>
-        <w:t xml:space="preserve"> Possible”</w:t>
-      </w:r>
-      <w:r>
-        <w:rPr>
-          <w:rFonts w:cstheme="minorHAnsi"/>
-          <w:sz w:val="30"/>
-          <w:szCs w:val="30"/>
-        </w:rPr>
-        <w:t xml:space="preserve"> in Hebrew.</w:t>
-      </w:r>
-      <w:r>
-        <w:rPr>
-          <w:rFonts w:cstheme="minorHAnsi"/>
-          <w:sz w:val="30"/>
-          <w:szCs w:val="30"/>
-        </w:rPr>
-        <w:t xml:space="preserve"> Tab invites Kota to a music poetry slam later that night</w:t>
-      </w:r>
-      <w:r>
-        <w:rPr>
-          <w:rFonts w:cstheme="minorHAnsi"/>
-          <w:sz w:val="30"/>
-          <w:szCs w:val="30"/>
-        </w:rPr>
-        <w:t xml:space="preserve"> </w:t>
-      </w:r>
       <w:r>
         <w:rPr>
           <w:rFonts w:cstheme="minorHAnsi"/>
@@ -3411,52 +3365,18 @@
         </w:rPr>
         <w:t>(“</w:t>
       </w:r>
-      <w:proofErr w:type="spellStart"/>
-      <w:r>
-        <w:fldChar w:fldCharType="begin"/>
-      </w:r>
-      <w:r>
-        <w:instrText>HYPERLINK "https://www.tempomusical.com/music/8-efshari/"</w:instrText>
-      </w:r>
-      <w:r>
-        <w:fldChar w:fldCharType="separate"/>
-      </w:r>
-      <w:r>
-        <w:rPr>
-          <w:rStyle w:val="Hyperlink"/>
-          <w:rFonts w:cstheme="minorHAnsi"/>
-          <w:sz w:val="30"/>
-          <w:szCs w:val="30"/>
-          <w:u w:val="none"/>
-        </w:rPr>
-        <w:t>אֶפְש</w:t>
-      </w:r>
-      <w:proofErr w:type="spellEnd"/>
-      <w:r>
-        <w:rPr>
-          <w:rStyle w:val="Hyperlink"/>
-          <w:rFonts w:cstheme="minorHAnsi"/>
-          <w:sz w:val="30"/>
-          <w:szCs w:val="30"/>
-          <w:u w:val="none"/>
-        </w:rPr>
-        <w:t>ָׁ</w:t>
-      </w:r>
-      <w:proofErr w:type="spellStart"/>
-      <w:r>
-        <w:rPr>
-          <w:rStyle w:val="Hyperlink"/>
-          <w:rFonts w:cstheme="minorHAnsi"/>
-          <w:sz w:val="30"/>
-          <w:szCs w:val="30"/>
-          <w:u w:val="none"/>
-        </w:rPr>
-        <w:t>רִי</w:t>
-      </w:r>
-      <w:proofErr w:type="spellEnd"/>
-      <w:r>
-        <w:fldChar w:fldCharType="end"/>
-      </w:r>
+      <w:hyperlink r:id="rId11" w:history="1">
+        <w:r>
+          <w:rPr>
+            <w:rStyle w:val="Hyperlink"/>
+            <w:rFonts w:cstheme="minorHAnsi"/>
+            <w:sz w:val="30"/>
+            <w:szCs w:val="30"/>
+            <w:u w:val="none"/>
+          </w:rPr>
+          <w:t>אֶפְשָׁרִי</w:t>
+        </w:r>
+      </w:hyperlink>
       <w:r>
         <w:rPr>
           <w:rFonts w:cstheme="minorHAnsi"/>
@@ -6989,8 +6909,7 @@
         </w:rPr>
         <w:t xml:space="preserve">. </w:t>
       </w:r>
-      <w:hyperlink r:id="rId11" w:history="1">
-        <w:proofErr w:type="spellStart"/>
+      <w:hyperlink r:id="rId12" w:history="1">
         <w:r>
           <w:rPr>
             <w:rStyle w:val="Hyperlink"/>
@@ -6998,57 +6917,7 @@
             <w:sz w:val="28"/>
             <w:szCs w:val="28"/>
           </w:rPr>
-          <w:t>אֶפְש</w:t>
-        </w:r>
-        <w:proofErr w:type="spellEnd"/>
-        <w:r>
-          <w:rPr>
-            <w:rStyle w:val="Hyperlink"/>
-            <w:rFonts w:cstheme="minorHAnsi"/>
-            <w:sz w:val="28"/>
-            <w:szCs w:val="28"/>
-          </w:rPr>
-          <w:t>ָׁ</w:t>
-        </w:r>
-        <w:proofErr w:type="spellStart"/>
-        <w:r>
-          <w:rPr>
-            <w:rStyle w:val="Hyperlink"/>
-            <w:rFonts w:cstheme="minorHAnsi"/>
-            <w:sz w:val="28"/>
-            <w:szCs w:val="28"/>
-          </w:rPr>
-          <w:t>רִי</w:t>
-        </w:r>
-        <w:proofErr w:type="spellEnd"/>
-        <w:r>
-          <w:rPr>
-            <w:rStyle w:val="Hyperlink"/>
-            <w:rFonts w:cstheme="minorHAnsi"/>
-            <w:sz w:val="28"/>
-            <w:szCs w:val="28"/>
-          </w:rPr>
-          <w:t xml:space="preserve"> (</w:t>
-        </w:r>
-        <w:proofErr w:type="spellStart"/>
-        <w:r>
-          <w:rPr>
-            <w:rStyle w:val="Hyperlink"/>
-            <w:rFonts w:cstheme="minorHAnsi"/>
-            <w:sz w:val="28"/>
-            <w:szCs w:val="28"/>
-          </w:rPr>
-          <w:t>Efshari</w:t>
-        </w:r>
-        <w:proofErr w:type="spellEnd"/>
-        <w:r>
-          <w:rPr>
-            <w:rStyle w:val="Hyperlink"/>
-            <w:rFonts w:cstheme="minorHAnsi"/>
-            <w:sz w:val="28"/>
-            <w:szCs w:val="28"/>
-          </w:rPr>
-          <w:t>, Anything’s Possible)</w:t>
+          <w:t>אֶפְשָׁרִי (Efshari, Anything’s Possible)</w:t>
         </w:r>
       </w:hyperlink>
       <w:r>
@@ -7545,12 +7414,12 @@
       </w:r>
     </w:p>
     <w:sectPr>
-      <w:headerReference w:type="even" r:id="rId12"/>
-      <w:headerReference w:type="default" r:id="rId13"/>
-      <w:footerReference w:type="even" r:id="rId14"/>
-      <w:footerReference w:type="default" r:id="rId15"/>
-      <w:headerReference w:type="first" r:id="rId16"/>
-      <w:footerReference w:type="first" r:id="rId17"/>
+      <w:headerReference w:type="even" r:id="rId13"/>
+      <w:headerReference w:type="default" r:id="rId14"/>
+      <w:footerReference w:type="even" r:id="rId15"/>
+      <w:footerReference w:type="default" r:id="rId16"/>
+      <w:headerReference w:type="first" r:id="rId17"/>
+      <w:footerReference w:type="first" r:id="rId18"/>
       <w:pgSz w:w="12240" w:h="15840"/>
       <w:pgMar w:top="1440" w:right="1440" w:bottom="1440" w:left="1440" w:header="720" w:footer="720" w:gutter="0"/>
       <w:pgNumType w:fmt="lowerRoman"/>

--- a/about/tempo-bible.docx
+++ b/about/tempo-bible.docx
@@ -26,7 +26,7 @@
           <w:szCs w:val="48"/>
         </w:rPr>
         <w:drawing>
-          <wp:anchor distT="0" distB="0" distL="114300" distR="114300" simplePos="0" relativeHeight="251658240" behindDoc="1" locked="0" layoutInCell="1" allowOverlap="1" wp14:anchorId="348EE6ED" wp14:editId="4E07F600">
+          <wp:anchor distT="0" distB="0" distL="114300" distR="114300" simplePos="0" relativeHeight="251658240" behindDoc="1" locked="0" layoutInCell="1" allowOverlap="1" wp14:anchorId="348EE6ED" wp14:editId="1F63BF25">
             <wp:simplePos x="0" y="0"/>
             <wp:positionH relativeFrom="margin">
               <wp:posOffset>235243</wp:posOffset>
@@ -1443,6 +1443,7 @@
         </w:rPr>
         <w:t xml:space="preserve"> meets his </w:t>
       </w:r>
+      <w:proofErr w:type="spellStart"/>
       <w:r>
         <w:rPr>
           <w:rFonts w:cstheme="minorHAnsi"/>
@@ -1457,24 +1458,35 @@
           <w:sz w:val="24"/>
           <w:szCs w:val="24"/>
         </w:rPr>
-        <w:t xml:space="preserve">à </w:t>
-      </w:r>
+        <w:t>à</w:t>
+      </w:r>
+      <w:proofErr w:type="spellEnd"/>
       <w:r>
         <w:rPr>
           <w:rFonts w:cstheme="minorHAnsi"/>
           <w:sz w:val="24"/>
           <w:szCs w:val="24"/>
         </w:rPr>
-        <w:t>N</w:t>
-      </w:r>
+        <w:t xml:space="preserve"> </w:t>
+      </w:r>
+      <w:proofErr w:type="spellStart"/>
       <w:r>
         <w:rPr>
           <w:rFonts w:cstheme="minorHAnsi"/>
           <w:sz w:val="24"/>
           <w:szCs w:val="24"/>
         </w:rPr>
+        <w:t>N</w:t>
+      </w:r>
+      <w:r>
+        <w:rPr>
+          <w:rFonts w:cstheme="minorHAnsi"/>
+          <w:sz w:val="24"/>
+          <w:szCs w:val="24"/>
+        </w:rPr>
         <w:t>ội</w:t>
       </w:r>
+      <w:proofErr w:type="spellEnd"/>
       <w:r>
         <w:rPr>
           <w:rFonts w:cstheme="minorHAnsi"/>
@@ -1917,7 +1929,16 @@
           <w:sz w:val="30"/>
           <w:szCs w:val="30"/>
         </w:rPr>
-        <w:t xml:space="preserve"> F. Ch</w:t>
+        <w:t xml:space="preserve"> F. </w:t>
+      </w:r>
+      <w:proofErr w:type="spellStart"/>
+      <w:r>
+        <w:rPr>
+          <w:rFonts w:cstheme="minorHAnsi"/>
+          <w:sz w:val="30"/>
+          <w:szCs w:val="30"/>
+        </w:rPr>
+        <w:t>Ch</w:t>
       </w:r>
       <w:r>
         <w:rPr>
@@ -1935,6 +1956,7 @@
         </w:rPr>
         <w:t>ry</w:t>
       </w:r>
+      <w:proofErr w:type="spellEnd"/>
       <w:r>
         <w:rPr>
           <w:rFonts w:cstheme="minorHAnsi"/>
@@ -3269,6 +3291,7 @@
         </w:rPr>
         <w:t xml:space="preserve">“F. </w:t>
       </w:r>
+      <w:proofErr w:type="spellStart"/>
       <w:r>
         <w:rPr>
           <w:rFonts w:cstheme="minorHAnsi"/>
@@ -3277,6 +3300,7 @@
         </w:rPr>
         <w:t>Chéry</w:t>
       </w:r>
+      <w:proofErr w:type="spellEnd"/>
       <w:r>
         <w:rPr>
           <w:rFonts w:cstheme="minorHAnsi"/>
@@ -3299,7 +3323,43 @@
           <w:sz w:val="30"/>
           <w:szCs w:val="30"/>
         </w:rPr>
-        <w:t xml:space="preserve">“Hakol Efshari,” which </w:t>
+        <w:t>“</w:t>
+      </w:r>
+      <w:proofErr w:type="spellStart"/>
+      <w:r>
+        <w:rPr>
+          <w:rFonts w:cstheme="minorHAnsi"/>
+          <w:sz w:val="30"/>
+          <w:szCs w:val="30"/>
+        </w:rPr>
+        <w:t>Hakol</w:t>
+      </w:r>
+      <w:proofErr w:type="spellEnd"/>
+      <w:r>
+        <w:rPr>
+          <w:rFonts w:cstheme="minorHAnsi"/>
+          <w:sz w:val="30"/>
+          <w:szCs w:val="30"/>
+        </w:rPr>
+        <w:t xml:space="preserve"> </w:t>
+      </w:r>
+      <w:proofErr w:type="spellStart"/>
+      <w:r>
+        <w:rPr>
+          <w:rFonts w:cstheme="minorHAnsi"/>
+          <w:sz w:val="30"/>
+          <w:szCs w:val="30"/>
+        </w:rPr>
+        <w:t>Efshari</w:t>
+      </w:r>
+      <w:proofErr w:type="spellEnd"/>
+      <w:r>
+        <w:rPr>
+          <w:rFonts w:cstheme="minorHAnsi"/>
+          <w:sz w:val="30"/>
+          <w:szCs w:val="30"/>
+        </w:rPr>
+        <w:t xml:space="preserve">,” which </w:t>
       </w:r>
       <w:r>
         <w:rPr>
@@ -3365,18 +3425,52 @@
         </w:rPr>
         <w:t>(“</w:t>
       </w:r>
-      <w:hyperlink r:id="rId11" w:history="1">
-        <w:r>
-          <w:rPr>
-            <w:rStyle w:val="Hyperlink"/>
-            <w:rFonts w:cstheme="minorHAnsi"/>
-            <w:sz w:val="30"/>
-            <w:szCs w:val="30"/>
-            <w:u w:val="none"/>
-          </w:rPr>
-          <w:t>אֶפְשָׁרִי</w:t>
-        </w:r>
-      </w:hyperlink>
+      <w:proofErr w:type="spellStart"/>
+      <w:r>
+        <w:fldChar w:fldCharType="begin"/>
+      </w:r>
+      <w:r>
+        <w:instrText>HYPERLINK "https://www.tempomusical.com/music/8-efshari/"</w:instrText>
+      </w:r>
+      <w:r>
+        <w:fldChar w:fldCharType="separate"/>
+      </w:r>
+      <w:r>
+        <w:rPr>
+          <w:rStyle w:val="Hyperlink"/>
+          <w:rFonts w:cstheme="minorHAnsi"/>
+          <w:sz w:val="30"/>
+          <w:szCs w:val="30"/>
+          <w:u w:val="none"/>
+        </w:rPr>
+        <w:t>אֶפְש</w:t>
+      </w:r>
+      <w:proofErr w:type="spellEnd"/>
+      <w:r>
+        <w:rPr>
+          <w:rStyle w:val="Hyperlink"/>
+          <w:rFonts w:cstheme="minorHAnsi"/>
+          <w:sz w:val="30"/>
+          <w:szCs w:val="30"/>
+          <w:u w:val="none"/>
+        </w:rPr>
+        <w:t>ָׁ</w:t>
+      </w:r>
+      <w:proofErr w:type="spellStart"/>
+      <w:r>
+        <w:rPr>
+          <w:rStyle w:val="Hyperlink"/>
+          <w:rFonts w:cstheme="minorHAnsi"/>
+          <w:sz w:val="30"/>
+          <w:szCs w:val="30"/>
+          <w:u w:val="none"/>
+        </w:rPr>
+        <w:t>רִי</w:t>
+      </w:r>
+      <w:proofErr w:type="spellEnd"/>
+      <w:r>
+        <w:fldChar w:fldCharType="end"/>
+      </w:r>
       <w:r>
         <w:rPr>
           <w:rFonts w:cstheme="minorHAnsi"/>
@@ -4982,7 +5076,7 @@
           <w:szCs w:val="30"/>
           <w:u w:val="single"/>
         </w:rPr>
-        <w:t xml:space="preserve"> (PRESENT)</w:t>
+        <w:t xml:space="preserve"> OF THE REGIONS</w:t>
       </w:r>
     </w:p>
     <w:p>
@@ -5179,7 +5273,23 @@
           <w:sz w:val="29"/>
           <w:szCs w:val="29"/>
         </w:rPr>
-        <w:t>The Middle</w:t>
+        <w:t xml:space="preserve">   </w:t>
+      </w:r>
+      <w:r>
+        <w:rPr>
+          <w:rFonts w:cstheme="minorHAnsi"/>
+          <w:sz w:val="29"/>
+          <w:szCs w:val="29"/>
+        </w:rPr>
+        <w:t xml:space="preserve"> </w:t>
+      </w:r>
+      <w:r>
+        <w:rPr>
+          <w:rFonts w:cstheme="minorHAnsi"/>
+          <w:sz w:val="29"/>
+          <w:szCs w:val="29"/>
+        </w:rPr>
+        <w:t>Middle</w:t>
       </w:r>
       <w:r>
         <w:rPr>
@@ -6909,7 +7019,8 @@
         </w:rPr>
         <w:t xml:space="preserve">. </w:t>
       </w:r>
-      <w:hyperlink r:id="rId12" w:history="1">
+      <w:hyperlink r:id="rId11" w:history="1">
+        <w:proofErr w:type="spellStart"/>
         <w:r>
           <w:rPr>
             <w:rStyle w:val="Hyperlink"/>
@@ -6917,7 +7028,57 @@
             <w:sz w:val="28"/>
             <w:szCs w:val="28"/>
           </w:rPr>
-          <w:t>אֶפְשָׁרִי (Efshari, Anything’s Possible)</w:t>
+          <w:t>אֶפְש</w:t>
+        </w:r>
+        <w:proofErr w:type="spellEnd"/>
+        <w:r>
+          <w:rPr>
+            <w:rStyle w:val="Hyperlink"/>
+            <w:rFonts w:cstheme="minorHAnsi"/>
+            <w:sz w:val="28"/>
+            <w:szCs w:val="28"/>
+          </w:rPr>
+          <w:t>ָׁ</w:t>
+        </w:r>
+        <w:proofErr w:type="spellStart"/>
+        <w:r>
+          <w:rPr>
+            <w:rStyle w:val="Hyperlink"/>
+            <w:rFonts w:cstheme="minorHAnsi"/>
+            <w:sz w:val="28"/>
+            <w:szCs w:val="28"/>
+          </w:rPr>
+          <w:t>רִי</w:t>
+        </w:r>
+        <w:proofErr w:type="spellEnd"/>
+        <w:r>
+          <w:rPr>
+            <w:rStyle w:val="Hyperlink"/>
+            <w:rFonts w:cstheme="minorHAnsi"/>
+            <w:sz w:val="28"/>
+            <w:szCs w:val="28"/>
+          </w:rPr>
+          <w:t xml:space="preserve"> (</w:t>
+        </w:r>
+        <w:proofErr w:type="spellStart"/>
+        <w:r>
+          <w:rPr>
+            <w:rStyle w:val="Hyperlink"/>
+            <w:rFonts w:cstheme="minorHAnsi"/>
+            <w:sz w:val="28"/>
+            <w:szCs w:val="28"/>
+          </w:rPr>
+          <w:t>Efshari</w:t>
+        </w:r>
+        <w:proofErr w:type="spellEnd"/>
+        <w:r>
+          <w:rPr>
+            <w:rStyle w:val="Hyperlink"/>
+            <w:rFonts w:cstheme="minorHAnsi"/>
+            <w:sz w:val="28"/>
+            <w:szCs w:val="28"/>
+          </w:rPr>
+          <w:t>, Anything’s Possible)</w:t>
         </w:r>
       </w:hyperlink>
       <w:r>
@@ -7414,12 +7575,12 @@
       </w:r>
     </w:p>
     <w:sectPr>
-      <w:headerReference w:type="even" r:id="rId13"/>
-      <w:headerReference w:type="default" r:id="rId14"/>
-      <w:footerReference w:type="even" r:id="rId15"/>
-      <w:footerReference w:type="default" r:id="rId16"/>
-      <w:headerReference w:type="first" r:id="rId17"/>
-      <w:footerReference w:type="first" r:id="rId18"/>
+      <w:headerReference w:type="even" r:id="rId12"/>
+      <w:headerReference w:type="default" r:id="rId13"/>
+      <w:footerReference w:type="even" r:id="rId14"/>
+      <w:footerReference w:type="default" r:id="rId15"/>
+      <w:headerReference w:type="first" r:id="rId16"/>
+      <w:footerReference w:type="first" r:id="rId17"/>
       <w:pgSz w:w="12240" w:h="15840"/>
       <w:pgMar w:top="1440" w:right="1440" w:bottom="1440" w:left="1440" w:header="720" w:footer="720" w:gutter="0"/>
       <w:pgNumType w:fmt="lowerRoman"/>

--- a/about/tempo-bible.docx
+++ b/about/tempo-bible.docx
@@ -26,7 +26,7 @@
           <w:szCs w:val="48"/>
         </w:rPr>
         <w:drawing>
-          <wp:anchor distT="0" distB="0" distL="114300" distR="114300" simplePos="0" relativeHeight="251658240" behindDoc="1" locked="0" layoutInCell="1" allowOverlap="1" wp14:anchorId="348EE6ED" wp14:editId="1F63BF25">
+          <wp:anchor distT="0" distB="0" distL="114300" distR="114300" simplePos="0" relativeHeight="251658240" behindDoc="1" locked="0" layoutInCell="1" allowOverlap="1" wp14:anchorId="348EE6ED" wp14:editId="76ACB864">
             <wp:simplePos x="0" y="0"/>
             <wp:positionH relativeFrom="margin">
               <wp:posOffset>235243</wp:posOffset>
@@ -1443,7 +1443,6 @@
         </w:rPr>
         <w:t xml:space="preserve"> meets his </w:t>
       </w:r>
-      <w:proofErr w:type="spellStart"/>
       <w:r>
         <w:rPr>
           <w:rFonts w:cstheme="minorHAnsi"/>
@@ -1458,35 +1457,24 @@
           <w:sz w:val="24"/>
           <w:szCs w:val="24"/>
         </w:rPr>
-        <w:t>à</w:t>
-      </w:r>
-      <w:proofErr w:type="spellEnd"/>
+        <w:t xml:space="preserve">à </w:t>
+      </w:r>
       <w:r>
         <w:rPr>
           <w:rFonts w:cstheme="minorHAnsi"/>
           <w:sz w:val="24"/>
           <w:szCs w:val="24"/>
         </w:rPr>
-        <w:t xml:space="preserve"> </w:t>
-      </w:r>
-      <w:proofErr w:type="spellStart"/>
+        <w:t>N</w:t>
+      </w:r>
       <w:r>
         <w:rPr>
           <w:rFonts w:cstheme="minorHAnsi"/>
           <w:sz w:val="24"/>
           <w:szCs w:val="24"/>
         </w:rPr>
-        <w:t>N</w:t>
-      </w:r>
-      <w:r>
-        <w:rPr>
-          <w:rFonts w:cstheme="minorHAnsi"/>
-          <w:sz w:val="24"/>
-          <w:szCs w:val="24"/>
-        </w:rPr>
         <w:t>ội</w:t>
       </w:r>
-      <w:proofErr w:type="spellEnd"/>
       <w:r>
         <w:rPr>
           <w:rFonts w:cstheme="minorHAnsi"/>
@@ -1929,16 +1917,7 @@
           <w:sz w:val="30"/>
           <w:szCs w:val="30"/>
         </w:rPr>
-        <w:t xml:space="preserve"> F. </w:t>
-      </w:r>
-      <w:proofErr w:type="spellStart"/>
-      <w:r>
-        <w:rPr>
-          <w:rFonts w:cstheme="minorHAnsi"/>
-          <w:sz w:val="30"/>
-          <w:szCs w:val="30"/>
-        </w:rPr>
-        <w:t>Ch</w:t>
+        <w:t xml:space="preserve"> F. Ch</w:t>
       </w:r>
       <w:r>
         <w:rPr>
@@ -1956,7 +1935,6 @@
         </w:rPr>
         <w:t>ry</w:t>
       </w:r>
-      <w:proofErr w:type="spellEnd"/>
       <w:r>
         <w:rPr>
           <w:rFonts w:cstheme="minorHAnsi"/>
@@ -2328,30 +2306,6 @@
           <w:sz w:val="30"/>
           <w:szCs w:val="30"/>
         </w:rPr>
-        <w:t xml:space="preserve"> play</w:t>
-      </w:r>
-      <w:r>
-        <w:rPr>
-          <w:rFonts w:cstheme="minorHAnsi"/>
-          <w:sz w:val="30"/>
-          <w:szCs w:val="30"/>
-        </w:rPr>
-        <w:t>ing</w:t>
-      </w:r>
-      <w:r>
-        <w:rPr>
-          <w:rFonts w:cstheme="minorHAnsi"/>
-          <w:sz w:val="30"/>
-          <w:szCs w:val="30"/>
-        </w:rPr>
-        <w:t xml:space="preserve"> their last concert together</w:t>
-      </w:r>
-      <w:r>
-        <w:rPr>
-          <w:rFonts w:cstheme="minorHAnsi"/>
-          <w:sz w:val="30"/>
-          <w:szCs w:val="30"/>
-        </w:rPr>
         <w:t xml:space="preserve"> </w:t>
       </w:r>
       <w:r>
@@ -2360,6 +2314,22 @@
           <w:sz w:val="30"/>
           <w:szCs w:val="30"/>
         </w:rPr>
+        <w:t>playing</w:t>
+      </w:r>
+      <w:r>
+        <w:rPr>
+          <w:rFonts w:cstheme="minorHAnsi"/>
+          <w:sz w:val="30"/>
+          <w:szCs w:val="30"/>
+        </w:rPr>
+        <w:t xml:space="preserve"> their last concert </w:t>
+      </w:r>
+      <w:r>
+        <w:rPr>
+          <w:rFonts w:cstheme="minorHAnsi"/>
+          <w:sz w:val="30"/>
+          <w:szCs w:val="30"/>
+        </w:rPr>
         <w:t>in the</w:t>
       </w:r>
       <w:r>
@@ -2400,7 +2370,23 @@
           <w:sz w:val="30"/>
           <w:szCs w:val="30"/>
         </w:rPr>
-        <w:t>(“The Moon Set”)</w:t>
+        <w:t>(“</w:t>
+      </w:r>
+      <w:r>
+        <w:rPr>
+          <w:rFonts w:cstheme="minorHAnsi"/>
+          <w:sz w:val="30"/>
+          <w:szCs w:val="30"/>
+        </w:rPr>
+        <w:t>A Piece of the Moon</w:t>
+      </w:r>
+      <w:r>
+        <w:rPr>
+          <w:rFonts w:cstheme="minorHAnsi"/>
+          <w:sz w:val="30"/>
+          <w:szCs w:val="30"/>
+        </w:rPr>
+        <w:t>”)</w:t>
       </w:r>
       <w:r>
         <w:rPr>
@@ -2799,7 +2785,23 @@
           <w:sz w:val="30"/>
           <w:szCs w:val="30"/>
         </w:rPr>
-        <w:t xml:space="preserve"> (“The Lyrics Linger”)</w:t>
+        <w:t xml:space="preserve"> (“</w:t>
+      </w:r>
+      <w:r>
+        <w:rPr>
+          <w:rFonts w:cstheme="minorHAnsi"/>
+          <w:sz w:val="30"/>
+          <w:szCs w:val="30"/>
+        </w:rPr>
+        <w:t>Deeply Moving</w:t>
+      </w:r>
+      <w:r>
+        <w:rPr>
+          <w:rFonts w:cstheme="minorHAnsi"/>
+          <w:sz w:val="30"/>
+          <w:szCs w:val="30"/>
+        </w:rPr>
+        <w:t>”)</w:t>
       </w:r>
       <w:r>
         <w:rPr>
@@ -3291,7 +3293,6 @@
         </w:rPr>
         <w:t xml:space="preserve">“F. </w:t>
       </w:r>
-      <w:proofErr w:type="spellStart"/>
       <w:r>
         <w:rPr>
           <w:rFonts w:cstheme="minorHAnsi"/>
@@ -3300,7 +3301,6 @@
         </w:rPr>
         <w:t>Chéry</w:t>
       </w:r>
-      <w:proofErr w:type="spellEnd"/>
       <w:r>
         <w:rPr>
           <w:rFonts w:cstheme="minorHAnsi"/>
@@ -3323,18 +3323,56 @@
           <w:sz w:val="30"/>
           <w:szCs w:val="30"/>
         </w:rPr>
-        <w:t>“</w:t>
-      </w:r>
-      <w:proofErr w:type="spellStart"/>
-      <w:r>
-        <w:rPr>
-          <w:rFonts w:cstheme="minorHAnsi"/>
-          <w:sz w:val="30"/>
-          <w:szCs w:val="30"/>
-        </w:rPr>
-        <w:t>Hakol</w:t>
-      </w:r>
-      <w:proofErr w:type="spellEnd"/>
+        <w:t xml:space="preserve">“Hakol Efshari,” which </w:t>
+      </w:r>
+      <w:r>
+        <w:rPr>
+          <w:rFonts w:cstheme="minorHAnsi"/>
+          <w:sz w:val="30"/>
+          <w:szCs w:val="30"/>
+        </w:rPr>
+        <w:t xml:space="preserve">means </w:t>
+      </w:r>
+      <w:r>
+        <w:rPr>
+          <w:rFonts w:cstheme="minorHAnsi"/>
+          <w:sz w:val="30"/>
+          <w:szCs w:val="30"/>
+        </w:rPr>
+        <w:t>“Anything</w:t>
+      </w:r>
+      <w:r>
+        <w:rPr>
+          <w:rFonts w:cstheme="minorHAnsi"/>
+          <w:sz w:val="30"/>
+          <w:szCs w:val="30"/>
+        </w:rPr>
+        <w:t xml:space="preserve"> is</w:t>
+      </w:r>
+      <w:r>
+        <w:rPr>
+          <w:rFonts w:cstheme="minorHAnsi"/>
+          <w:sz w:val="30"/>
+          <w:szCs w:val="30"/>
+        </w:rPr>
+        <w:t xml:space="preserve"> Possible”</w:t>
+      </w:r>
+      <w:r>
+        <w:rPr>
+          <w:rFonts w:cstheme="minorHAnsi"/>
+          <w:sz w:val="30"/>
+          <w:szCs w:val="30"/>
+        </w:rPr>
+        <w:t xml:space="preserve"> in Hebrew.</w:t>
+      </w:r>
+      <w:r>
+        <w:rPr>
+          <w:rFonts w:cstheme="minorHAnsi"/>
+          <w:sz w:val="30"/>
+          <w:szCs w:val="30"/>
+        </w:rPr>
+        <w:t xml:space="preserve"> Tab invites Kota to a music poetry slam later that night</w:t>
+      </w:r>
       <w:r>
         <w:rPr>
           <w:rFonts w:cstheme="minorHAnsi"/>
@@ -3343,80 +3381,6 @@
         </w:rPr>
         <w:t xml:space="preserve"> </w:t>
       </w:r>
-      <w:proofErr w:type="spellStart"/>
-      <w:r>
-        <w:rPr>
-          <w:rFonts w:cstheme="minorHAnsi"/>
-          <w:sz w:val="30"/>
-          <w:szCs w:val="30"/>
-        </w:rPr>
-        <w:t>Efshari</w:t>
-      </w:r>
-      <w:proofErr w:type="spellEnd"/>
-      <w:r>
-        <w:rPr>
-          <w:rFonts w:cstheme="minorHAnsi"/>
-          <w:sz w:val="30"/>
-          <w:szCs w:val="30"/>
-        </w:rPr>
-        <w:t xml:space="preserve">,” which </w:t>
-      </w:r>
-      <w:r>
-        <w:rPr>
-          <w:rFonts w:cstheme="minorHAnsi"/>
-          <w:sz w:val="30"/>
-          <w:szCs w:val="30"/>
-        </w:rPr>
-        <w:t xml:space="preserve">means </w:t>
-      </w:r>
-      <w:r>
-        <w:rPr>
-          <w:rFonts w:cstheme="minorHAnsi"/>
-          <w:sz w:val="30"/>
-          <w:szCs w:val="30"/>
-        </w:rPr>
-        <w:t>“Anything</w:t>
-      </w:r>
-      <w:r>
-        <w:rPr>
-          <w:rFonts w:cstheme="minorHAnsi"/>
-          <w:sz w:val="30"/>
-          <w:szCs w:val="30"/>
-        </w:rPr>
-        <w:t xml:space="preserve"> is</w:t>
-      </w:r>
-      <w:r>
-        <w:rPr>
-          <w:rFonts w:cstheme="minorHAnsi"/>
-          <w:sz w:val="30"/>
-          <w:szCs w:val="30"/>
-        </w:rPr>
-        <w:t xml:space="preserve"> Possible”</w:t>
-      </w:r>
-      <w:r>
-        <w:rPr>
-          <w:rFonts w:cstheme="minorHAnsi"/>
-          <w:sz w:val="30"/>
-          <w:szCs w:val="30"/>
-        </w:rPr>
-        <w:t xml:space="preserve"> in Hebrew.</w:t>
-      </w:r>
-      <w:r>
-        <w:rPr>
-          <w:rFonts w:cstheme="minorHAnsi"/>
-          <w:sz w:val="30"/>
-          <w:szCs w:val="30"/>
-        </w:rPr>
-        <w:t xml:space="preserve"> Tab invites Kota to a music poetry slam later that night</w:t>
-      </w:r>
-      <w:r>
-        <w:rPr>
-          <w:rFonts w:cstheme="minorHAnsi"/>
-          <w:sz w:val="30"/>
-          <w:szCs w:val="30"/>
-        </w:rPr>
-        <w:t xml:space="preserve"> </w:t>
-      </w:r>
       <w:r>
         <w:rPr>
           <w:rFonts w:cstheme="minorHAnsi"/>
@@ -3425,52 +3389,18 @@
         </w:rPr>
         <w:t>(“</w:t>
       </w:r>
-      <w:proofErr w:type="spellStart"/>
-      <w:r>
-        <w:fldChar w:fldCharType="begin"/>
-      </w:r>
-      <w:r>
-        <w:instrText>HYPERLINK "https://www.tempomusical.com/music/8-efshari/"</w:instrText>
-      </w:r>
-      <w:r>
-        <w:fldChar w:fldCharType="separate"/>
-      </w:r>
-      <w:r>
-        <w:rPr>
-          <w:rStyle w:val="Hyperlink"/>
-          <w:rFonts w:cstheme="minorHAnsi"/>
-          <w:sz w:val="30"/>
-          <w:szCs w:val="30"/>
-          <w:u w:val="none"/>
-        </w:rPr>
-        <w:t>אֶפְש</w:t>
-      </w:r>
-      <w:proofErr w:type="spellEnd"/>
-      <w:r>
-        <w:rPr>
-          <w:rStyle w:val="Hyperlink"/>
-          <w:rFonts w:cstheme="minorHAnsi"/>
-          <w:sz w:val="30"/>
-          <w:szCs w:val="30"/>
-          <w:u w:val="none"/>
-        </w:rPr>
-        <w:t>ָׁ</w:t>
-      </w:r>
-      <w:proofErr w:type="spellStart"/>
-      <w:r>
-        <w:rPr>
-          <w:rStyle w:val="Hyperlink"/>
-          <w:rFonts w:cstheme="minorHAnsi"/>
-          <w:sz w:val="30"/>
-          <w:szCs w:val="30"/>
-          <w:u w:val="none"/>
-        </w:rPr>
-        <w:t>רִי</w:t>
-      </w:r>
-      <w:proofErr w:type="spellEnd"/>
-      <w:r>
-        <w:fldChar w:fldCharType="end"/>
-      </w:r>
+      <w:hyperlink r:id="rId11" w:history="1">
+        <w:r>
+          <w:rPr>
+            <w:rStyle w:val="Hyperlink"/>
+            <w:rFonts w:cstheme="minorHAnsi"/>
+            <w:sz w:val="30"/>
+            <w:szCs w:val="30"/>
+            <w:u w:val="none"/>
+          </w:rPr>
+          <w:t>אֶפְשָׁרִי</w:t>
+        </w:r>
+      </w:hyperlink>
       <w:r>
         <w:rPr>
           <w:rFonts w:cstheme="minorHAnsi"/>
@@ -4457,39 +4387,87 @@
           <w:sz w:val="30"/>
           <w:szCs w:val="30"/>
         </w:rPr>
-        <w:t xml:space="preserve">Jessica and Lorenza </w:t>
-      </w:r>
-      <w:r>
-        <w:rPr>
-          <w:rFonts w:cstheme="minorHAnsi"/>
-          <w:sz w:val="30"/>
-          <w:szCs w:val="30"/>
-        </w:rPr>
-        <w:t>were</w:t>
-      </w:r>
-      <w:r>
-        <w:rPr>
-          <w:rFonts w:cstheme="minorHAnsi"/>
-          <w:sz w:val="30"/>
-          <w:szCs w:val="30"/>
-        </w:rPr>
-        <w:t xml:space="preserve"> invited to perform in the Midwest </w:t>
-      </w:r>
-      <w:r>
-        <w:rPr>
-          <w:rFonts w:cstheme="minorHAnsi"/>
-          <w:sz w:val="30"/>
-          <w:szCs w:val="30"/>
-        </w:rPr>
-        <w:t>to encourage the end of</w:t>
-      </w:r>
-      <w:r>
-        <w:rPr>
-          <w:rFonts w:cstheme="minorHAnsi"/>
-          <w:sz w:val="30"/>
-          <w:szCs w:val="30"/>
-        </w:rPr>
-        <w:t xml:space="preserve"> the West War between the Northwest and Northeast. </w:t>
+        <w:t>Jessica and Lorenza</w:t>
+      </w:r>
+      <w:r>
+        <w:rPr>
+          <w:rFonts w:cstheme="minorHAnsi"/>
+          <w:sz w:val="30"/>
+          <w:szCs w:val="30"/>
+        </w:rPr>
+        <w:t xml:space="preserve"> toured </w:t>
+      </w:r>
+      <w:r>
+        <w:rPr>
+          <w:rFonts w:cstheme="minorHAnsi"/>
+          <w:sz w:val="30"/>
+          <w:szCs w:val="30"/>
+        </w:rPr>
+        <w:t>T</w:t>
+      </w:r>
+      <w:r>
+        <w:rPr>
+          <w:rFonts w:cstheme="minorHAnsi"/>
+          <w:sz w:val="30"/>
+          <w:szCs w:val="30"/>
+        </w:rPr>
+        <w:t xml:space="preserve">he Midwest </w:t>
+      </w:r>
+      <w:r>
+        <w:rPr>
+          <w:rFonts w:cstheme="minorHAnsi"/>
+          <w:sz w:val="30"/>
+          <w:szCs w:val="30"/>
+        </w:rPr>
+        <w:t xml:space="preserve">to </w:t>
+      </w:r>
+      <w:r>
+        <w:rPr>
+          <w:rFonts w:cstheme="minorHAnsi"/>
+          <w:sz w:val="30"/>
+          <w:szCs w:val="30"/>
+        </w:rPr>
+        <w:t>bring an</w:t>
+      </w:r>
+      <w:r>
+        <w:rPr>
+          <w:rFonts w:cstheme="minorHAnsi"/>
+          <w:sz w:val="30"/>
+          <w:szCs w:val="30"/>
+        </w:rPr>
+        <w:t xml:space="preserve"> end </w:t>
+      </w:r>
+      <w:r>
+        <w:rPr>
+          <w:rFonts w:cstheme="minorHAnsi"/>
+          <w:sz w:val="30"/>
+          <w:szCs w:val="30"/>
+        </w:rPr>
+        <w:t>to</w:t>
+      </w:r>
+      <w:r>
+        <w:rPr>
+          <w:rFonts w:cstheme="minorHAnsi"/>
+          <w:sz w:val="30"/>
+          <w:szCs w:val="30"/>
+        </w:rPr>
+        <w:t xml:space="preserve"> the West War between </w:t>
+      </w:r>
+      <w:r>
+        <w:rPr>
+          <w:rFonts w:cstheme="minorHAnsi"/>
+          <w:sz w:val="30"/>
+          <w:szCs w:val="30"/>
+        </w:rPr>
+        <w:t>T</w:t>
+      </w:r>
+      <w:r>
+        <w:rPr>
+          <w:rFonts w:cstheme="minorHAnsi"/>
+          <w:sz w:val="30"/>
+          <w:szCs w:val="30"/>
+        </w:rPr>
+        <w:t xml:space="preserve">he Northwest and Northeast. </w:t>
       </w:r>
       <w:r>
         <w:rPr>
@@ -4537,7 +4515,23 @@
           <w:sz w:val="30"/>
           <w:szCs w:val="30"/>
         </w:rPr>
-        <w:t>(“Moonrise”).</w:t>
+        <w:t>(“</w:t>
+      </w:r>
+      <w:r>
+        <w:rPr>
+          <w:rFonts w:cstheme="minorHAnsi"/>
+          <w:sz w:val="30"/>
+          <w:szCs w:val="30"/>
+        </w:rPr>
+        <w:t>Peace on the Moon</w:t>
+      </w:r>
+      <w:r>
+        <w:rPr>
+          <w:rFonts w:cstheme="minorHAnsi"/>
+          <w:sz w:val="30"/>
+          <w:szCs w:val="30"/>
+        </w:rPr>
+        <w:t>”).</w:t>
       </w:r>
     </w:p>
     <w:p>
@@ -5019,15 +5013,15 @@
           <w:sz w:val="30"/>
           <w:szCs w:val="30"/>
         </w:rPr>
-        <w:t>Our</w:t>
-      </w:r>
-      <w:r>
-        <w:rPr>
-          <w:rFonts w:cstheme="minorHAnsi"/>
-          <w:sz w:val="30"/>
-          <w:szCs w:val="30"/>
-        </w:rPr>
-        <w:t xml:space="preserve"> Songs Live On”).</w:t>
+        <w:t>Time and Place</w:t>
+      </w:r>
+      <w:r>
+        <w:rPr>
+          <w:rFonts w:cstheme="minorHAnsi"/>
+          <w:sz w:val="30"/>
+          <w:szCs w:val="30"/>
+        </w:rPr>
+        <w:t>”).</w:t>
       </w:r>
     </w:p>
     <w:p>
@@ -6766,7 +6760,7 @@
           <w:sz w:val="28"/>
           <w:szCs w:val="28"/>
         </w:rPr>
-        <w:t>The Moon Set</w:t>
+        <w:t>A Piece of the Moon</w:t>
       </w:r>
       <w:r>
         <w:rPr>
@@ -6942,15 +6936,7 @@
           <w:sz w:val="28"/>
           <w:szCs w:val="28"/>
         </w:rPr>
-        <w:t xml:space="preserve">The </w:t>
-      </w:r>
-      <w:r>
-        <w:rPr>
-          <w:rFonts w:cstheme="minorHAnsi"/>
-          <w:sz w:val="28"/>
-          <w:szCs w:val="28"/>
-        </w:rPr>
-        <w:t>Lyrics Linger</w:t>
+        <w:t>Deeply Moving</w:t>
       </w:r>
       <w:r>
         <w:rPr>
@@ -7019,8 +7005,7 @@
         </w:rPr>
         <w:t xml:space="preserve">. </w:t>
       </w:r>
-      <w:hyperlink r:id="rId11" w:history="1">
-        <w:proofErr w:type="spellStart"/>
+      <w:hyperlink r:id="rId12" w:history="1">
         <w:r>
           <w:rPr>
             <w:rStyle w:val="Hyperlink"/>
@@ -7028,57 +7013,7 @@
             <w:sz w:val="28"/>
             <w:szCs w:val="28"/>
           </w:rPr>
-          <w:t>אֶפְש</w:t>
-        </w:r>
-        <w:proofErr w:type="spellEnd"/>
-        <w:r>
-          <w:rPr>
-            <w:rStyle w:val="Hyperlink"/>
-            <w:rFonts w:cstheme="minorHAnsi"/>
-            <w:sz w:val="28"/>
-            <w:szCs w:val="28"/>
-          </w:rPr>
-          <w:t>ָׁ</w:t>
-        </w:r>
-        <w:proofErr w:type="spellStart"/>
-        <w:r>
-          <w:rPr>
-            <w:rStyle w:val="Hyperlink"/>
-            <w:rFonts w:cstheme="minorHAnsi"/>
-            <w:sz w:val="28"/>
-            <w:szCs w:val="28"/>
-          </w:rPr>
-          <w:t>רִי</w:t>
-        </w:r>
-        <w:proofErr w:type="spellEnd"/>
-        <w:r>
-          <w:rPr>
-            <w:rStyle w:val="Hyperlink"/>
-            <w:rFonts w:cstheme="minorHAnsi"/>
-            <w:sz w:val="28"/>
-            <w:szCs w:val="28"/>
-          </w:rPr>
-          <w:t xml:space="preserve"> (</w:t>
-        </w:r>
-        <w:proofErr w:type="spellStart"/>
-        <w:r>
-          <w:rPr>
-            <w:rStyle w:val="Hyperlink"/>
-            <w:rFonts w:cstheme="minorHAnsi"/>
-            <w:sz w:val="28"/>
-            <w:szCs w:val="28"/>
-          </w:rPr>
-          <w:t>Efshari</w:t>
-        </w:r>
-        <w:proofErr w:type="spellEnd"/>
-        <w:r>
-          <w:rPr>
-            <w:rStyle w:val="Hyperlink"/>
-            <w:rFonts w:cstheme="minorHAnsi"/>
-            <w:sz w:val="28"/>
-            <w:szCs w:val="28"/>
-          </w:rPr>
-          <w:t>, Anything’s Possible)</w:t>
+          <w:t>אֶפְשָׁרִי (Efshari, Anything’s Possible)</w:t>
         </w:r>
       </w:hyperlink>
       <w:r>
@@ -7478,7 +7413,23 @@
           <w:sz w:val="28"/>
           <w:szCs w:val="28"/>
         </w:rPr>
-        <w:t xml:space="preserve">15. Moonrise </w:t>
+        <w:t xml:space="preserve">15. </w:t>
+      </w:r>
+      <w:r>
+        <w:rPr>
+          <w:rFonts w:cstheme="minorHAnsi"/>
+          <w:sz w:val="28"/>
+          <w:szCs w:val="28"/>
+        </w:rPr>
+        <w:t>Peace on the Moon</w:t>
+      </w:r>
+      <w:r>
+        <w:rPr>
+          <w:rFonts w:cstheme="minorHAnsi"/>
+          <w:sz w:val="28"/>
+          <w:szCs w:val="28"/>
+        </w:rPr>
+        <w:t xml:space="preserve"> </w:t>
       </w:r>
       <w:r>
         <w:rPr>
@@ -7562,7 +7513,7 @@
           <w:sz w:val="28"/>
           <w:szCs w:val="28"/>
         </w:rPr>
-        <w:t>Our Songs Live On</w:t>
+        <w:t>Time and Place</w:t>
       </w:r>
       <w:r>
         <w:rPr>
@@ -7575,12 +7526,12 @@
       </w:r>
     </w:p>
     <w:sectPr>
-      <w:headerReference w:type="even" r:id="rId12"/>
-      <w:headerReference w:type="default" r:id="rId13"/>
-      <w:footerReference w:type="even" r:id="rId14"/>
-      <w:footerReference w:type="default" r:id="rId15"/>
-      <w:headerReference w:type="first" r:id="rId16"/>
-      <w:footerReference w:type="first" r:id="rId17"/>
+      <w:headerReference w:type="even" r:id="rId13"/>
+      <w:headerReference w:type="default" r:id="rId14"/>
+      <w:footerReference w:type="even" r:id="rId15"/>
+      <w:footerReference w:type="default" r:id="rId16"/>
+      <w:headerReference w:type="first" r:id="rId17"/>
+      <w:footerReference w:type="first" r:id="rId18"/>
       <w:pgSz w:w="12240" w:h="15840"/>
       <w:pgMar w:top="1440" w:right="1440" w:bottom="1440" w:left="1440" w:header="720" w:footer="720" w:gutter="0"/>
       <w:pgNumType w:fmt="lowerRoman"/>

--- a/about/tempo-bible.docx
+++ b/about/tempo-bible.docx
@@ -26,7 +26,7 @@
           <w:szCs w:val="48"/>
         </w:rPr>
         <w:drawing>
-          <wp:anchor distT="0" distB="0" distL="114300" distR="114300" simplePos="0" relativeHeight="251658240" behindDoc="1" locked="0" layoutInCell="1" allowOverlap="1" wp14:anchorId="348EE6ED" wp14:editId="76ACB864">
+          <wp:anchor distT="0" distB="0" distL="114300" distR="114300" simplePos="0" relativeHeight="251658240" behindDoc="1" locked="0" layoutInCell="1" allowOverlap="1" wp14:anchorId="348EE6ED" wp14:editId="3429F9D5">
             <wp:simplePos x="0" y="0"/>
             <wp:positionH relativeFrom="margin">
               <wp:posOffset>235243</wp:posOffset>
@@ -1536,23 +1536,15 @@
           <w:sz w:val="30"/>
           <w:szCs w:val="30"/>
         </w:rPr>
-        <w:t xml:space="preserve">songwriting </w:t>
-      </w:r>
-      <w:r>
-        <w:rPr>
-          <w:rFonts w:cstheme="minorHAnsi"/>
-          <w:sz w:val="30"/>
-          <w:szCs w:val="30"/>
-        </w:rPr>
-        <w:t xml:space="preserve">sisters </w:t>
-      </w:r>
-      <w:r>
-        <w:rPr>
-          <w:rFonts w:cstheme="minorHAnsi"/>
-          <w:sz w:val="30"/>
-          <w:szCs w:val="30"/>
-        </w:rPr>
-        <w:t xml:space="preserve">Jessica and Lorenza </w:t>
+        <w:t>the Legato Sisters – Jessica and Lorenza –</w:t>
+      </w:r>
+      <w:r>
+        <w:rPr>
+          <w:rFonts w:cstheme="minorHAnsi"/>
+          <w:sz w:val="30"/>
+          <w:szCs w:val="30"/>
+        </w:rPr>
+        <w:t xml:space="preserve"> </w:t>
       </w:r>
       <w:r>
         <w:rPr>
@@ -1917,6 +1909,14 @@
           <w:sz w:val="30"/>
           <w:szCs w:val="30"/>
         </w:rPr>
+        <w:t xml:space="preserve"> “Kota”</w:t>
+      </w:r>
+      <w:r>
+        <w:rPr>
+          <w:rFonts w:cstheme="minorHAnsi"/>
+          <w:sz w:val="30"/>
+          <w:szCs w:val="30"/>
+        </w:rPr>
         <w:t xml:space="preserve"> F. Ch</w:t>
       </w:r>
       <w:r>
@@ -1934,54 +1934,6 @@
           <w:szCs w:val="30"/>
         </w:rPr>
         <w:t>ry</w:t>
-      </w:r>
-      <w:r>
-        <w:rPr>
-          <w:rFonts w:cstheme="minorHAnsi"/>
-          <w:sz w:val="30"/>
-          <w:szCs w:val="30"/>
-        </w:rPr>
-        <w:t xml:space="preserve">, </w:t>
-      </w:r>
-      <w:r>
-        <w:rPr>
-          <w:rFonts w:cstheme="minorHAnsi"/>
-          <w:sz w:val="30"/>
-          <w:szCs w:val="30"/>
-        </w:rPr>
-        <w:t>or</w:t>
-      </w:r>
-      <w:r>
-        <w:rPr>
-          <w:rFonts w:cstheme="minorHAnsi"/>
-          <w:sz w:val="30"/>
-          <w:szCs w:val="30"/>
-        </w:rPr>
-        <w:t xml:space="preserve"> </w:t>
-      </w:r>
-      <w:r>
-        <w:rPr>
-          <w:rFonts w:cstheme="minorHAnsi"/>
-          <w:sz w:val="30"/>
-          <w:szCs w:val="30"/>
-        </w:rPr>
-        <w:t>“</w:t>
-      </w:r>
-      <w:r>
-        <w:rPr>
-          <w:rFonts w:cstheme="minorHAnsi"/>
-          <w:sz w:val="30"/>
-          <w:szCs w:val="30"/>
-        </w:rPr>
-        <w:t>Kota,</w:t>
-      </w:r>
-      <w:r>
-        <w:rPr>
-          <w:rFonts w:cstheme="minorHAnsi"/>
-          <w:sz w:val="30"/>
-          <w:szCs w:val="30"/>
-        </w:rPr>
-        <w:t>”</w:t>
       </w:r>
       <w:r>
         <w:rPr>
@@ -2242,7 +2194,15 @@
           <w:sz w:val="30"/>
           <w:szCs w:val="30"/>
         </w:rPr>
-        <w:t xml:space="preserve">Lorenza </w:t>
+        <w:t>Lori</w:t>
+      </w:r>
+      <w:r>
+        <w:rPr>
+          <w:rFonts w:cstheme="minorHAnsi"/>
+          <w:sz w:val="30"/>
+          <w:szCs w:val="30"/>
+        </w:rPr>
+        <w:t xml:space="preserve"> </w:t>
       </w:r>
       <w:r>
         <w:rPr>
@@ -2258,7 +2218,15 @@
           <w:sz w:val="30"/>
           <w:szCs w:val="30"/>
         </w:rPr>
-        <w:t xml:space="preserve"> Jessica</w:t>
+        <w:t xml:space="preserve"> </w:t>
+      </w:r>
+      <w:r>
+        <w:rPr>
+          <w:rFonts w:cstheme="minorHAnsi"/>
+          <w:sz w:val="30"/>
+          <w:szCs w:val="30"/>
+        </w:rPr>
+        <w:t>Jessi</w:t>
       </w:r>
       <w:r>
         <w:rPr>
@@ -2508,7 +2476,39 @@
           <w:sz w:val="30"/>
           <w:szCs w:val="30"/>
         </w:rPr>
-        <w:t xml:space="preserve">In the past, Lorenza searched for Jessica, who ran off after </w:t>
+        <w:t xml:space="preserve">In the past, </w:t>
+      </w:r>
+      <w:r>
+        <w:rPr>
+          <w:rFonts w:cstheme="minorHAnsi"/>
+          <w:sz w:val="30"/>
+          <w:szCs w:val="30"/>
+        </w:rPr>
+        <w:t>Lori</w:t>
+      </w:r>
+      <w:r>
+        <w:rPr>
+          <w:rFonts w:cstheme="minorHAnsi"/>
+          <w:sz w:val="30"/>
+          <w:szCs w:val="30"/>
+        </w:rPr>
+        <w:t xml:space="preserve"> searched for </w:t>
+      </w:r>
+      <w:r>
+        <w:rPr>
+          <w:rFonts w:cstheme="minorHAnsi"/>
+          <w:sz w:val="30"/>
+          <w:szCs w:val="30"/>
+        </w:rPr>
+        <w:t>Jessi</w:t>
+      </w:r>
+      <w:r>
+        <w:rPr>
+          <w:rFonts w:cstheme="minorHAnsi"/>
+          <w:sz w:val="30"/>
+          <w:szCs w:val="30"/>
+        </w:rPr>
+        <w:t xml:space="preserve">, who ran off after </w:t>
       </w:r>
       <w:r>
         <w:rPr>
@@ -2532,7 +2532,23 @@
           <w:sz w:val="30"/>
           <w:szCs w:val="30"/>
         </w:rPr>
-        <w:t>Upon finding, Lorenza comforts her</w:t>
+        <w:t xml:space="preserve">Upon finding, </w:t>
+      </w:r>
+      <w:r>
+        <w:rPr>
+          <w:rFonts w:cstheme="minorHAnsi"/>
+          <w:sz w:val="30"/>
+          <w:szCs w:val="30"/>
+        </w:rPr>
+        <w:t>Lori</w:t>
+      </w:r>
+      <w:r>
+        <w:rPr>
+          <w:rFonts w:cstheme="minorHAnsi"/>
+          <w:sz w:val="30"/>
+          <w:szCs w:val="30"/>
+        </w:rPr>
+        <w:t xml:space="preserve"> comforts her</w:t>
       </w:r>
       <w:r>
         <w:rPr>
@@ -2830,7 +2846,23 @@
           <w:sz w:val="30"/>
           <w:szCs w:val="30"/>
         </w:rPr>
-        <w:t xml:space="preserve">In the past, Lorenza </w:t>
+        <w:t xml:space="preserve">In the past, </w:t>
+      </w:r>
+      <w:r>
+        <w:rPr>
+          <w:rFonts w:cstheme="minorHAnsi"/>
+          <w:sz w:val="30"/>
+          <w:szCs w:val="30"/>
+        </w:rPr>
+        <w:t>Lori</w:t>
+      </w:r>
+      <w:r>
+        <w:rPr>
+          <w:rFonts w:cstheme="minorHAnsi"/>
+          <w:sz w:val="30"/>
+          <w:szCs w:val="30"/>
+        </w:rPr>
+        <w:t xml:space="preserve"> </w:t>
       </w:r>
       <w:r>
         <w:rPr>
@@ -2886,7 +2918,23 @@
           <w:sz w:val="30"/>
           <w:szCs w:val="30"/>
         </w:rPr>
-        <w:t xml:space="preserve"> Jessica </w:t>
+        <w:t xml:space="preserve"> </w:t>
+      </w:r>
+      <w:r>
+        <w:rPr>
+          <w:rFonts w:cstheme="minorHAnsi"/>
+          <w:sz w:val="30"/>
+          <w:szCs w:val="30"/>
+        </w:rPr>
+        <w:t>Jessi</w:t>
+      </w:r>
+      <w:r>
+        <w:rPr>
+          <w:rFonts w:cstheme="minorHAnsi"/>
+          <w:sz w:val="30"/>
+          <w:szCs w:val="30"/>
+        </w:rPr>
+        <w:t xml:space="preserve"> </w:t>
       </w:r>
       <w:r>
         <w:rPr>
@@ -2918,7 +2966,15 @@
           <w:sz w:val="30"/>
           <w:szCs w:val="30"/>
         </w:rPr>
-        <w:t xml:space="preserve">Lorenza </w:t>
+        <w:t>Lori</w:t>
+      </w:r>
+      <w:r>
+        <w:rPr>
+          <w:rFonts w:cstheme="minorHAnsi"/>
+          <w:sz w:val="30"/>
+          <w:szCs w:val="30"/>
+        </w:rPr>
+        <w:t xml:space="preserve"> </w:t>
       </w:r>
       <w:r>
         <w:rPr>
@@ -2998,7 +3054,15 @@
           <w:sz w:val="30"/>
           <w:szCs w:val="30"/>
         </w:rPr>
-        <w:t xml:space="preserve"> Jessica</w:t>
+        <w:t xml:space="preserve"> </w:t>
+      </w:r>
+      <w:r>
+        <w:rPr>
+          <w:rFonts w:cstheme="minorHAnsi"/>
+          <w:sz w:val="30"/>
+          <w:szCs w:val="30"/>
+        </w:rPr>
+        <w:t>Jessi</w:t>
       </w:r>
       <w:r>
         <w:rPr>
@@ -3436,7 +3500,15 @@
           <w:sz w:val="30"/>
           <w:szCs w:val="30"/>
         </w:rPr>
-        <w:t xml:space="preserve">Jessica and Lorenza </w:t>
+        <w:t>the Legato Sisters</w:t>
+      </w:r>
+      <w:r>
+        <w:rPr>
+          <w:rFonts w:cstheme="minorHAnsi"/>
+          <w:sz w:val="30"/>
+          <w:szCs w:val="30"/>
+        </w:rPr>
+        <w:t xml:space="preserve"> </w:t>
       </w:r>
       <w:r>
         <w:rPr>
@@ -3711,7 +3783,7 @@
           <w:sz w:val="30"/>
           <w:szCs w:val="30"/>
         </w:rPr>
-        <w:t xml:space="preserve">Jessica and Lorenza </w:t>
+        <w:t xml:space="preserve">the Legato Sisters </w:t>
       </w:r>
       <w:r>
         <w:rPr>
@@ -4387,7 +4459,7 @@
           <w:sz w:val="30"/>
           <w:szCs w:val="30"/>
         </w:rPr>
-        <w:t>Jessica and Lorenza</w:t>
+        <w:t>the Legato Sisters</w:t>
       </w:r>
       <w:r>
         <w:rPr>
@@ -4653,7 +4725,23 @@
           <w:sz w:val="30"/>
           <w:szCs w:val="30"/>
         </w:rPr>
-        <w:t xml:space="preserve">The sisters never reunite. </w:t>
+        <w:t xml:space="preserve">The </w:t>
+      </w:r>
+      <w:r>
+        <w:rPr>
+          <w:rFonts w:cstheme="minorHAnsi"/>
+          <w:sz w:val="30"/>
+          <w:szCs w:val="30"/>
+        </w:rPr>
+        <w:t>Legato Si</w:t>
+      </w:r>
+      <w:r>
+        <w:rPr>
+          <w:rFonts w:cstheme="minorHAnsi"/>
+          <w:sz w:val="30"/>
+          <w:szCs w:val="30"/>
+        </w:rPr>
+        <w:t xml:space="preserve">sters never reunite. </w:t>
       </w:r>
       <w:r>
         <w:rPr>
@@ -4901,7 +4989,23 @@
           <w:sz w:val="30"/>
           <w:szCs w:val="30"/>
         </w:rPr>
-        <w:t xml:space="preserve"> her and her sister the Moon guitar and </w:t>
+        <w:t xml:space="preserve"> </w:t>
+      </w:r>
+      <w:r>
+        <w:rPr>
+          <w:rFonts w:cstheme="minorHAnsi"/>
+          <w:sz w:val="30"/>
+          <w:szCs w:val="30"/>
+        </w:rPr>
+        <w:t>the Legato Sisters their</w:t>
+      </w:r>
+      <w:r>
+        <w:rPr>
+          <w:rFonts w:cstheme="minorHAnsi"/>
+          <w:sz w:val="30"/>
+          <w:szCs w:val="30"/>
+        </w:rPr>
+        <w:t xml:space="preserve"> Moon guitar and </w:t>
       </w:r>
       <w:r>
         <w:rPr>
@@ -5532,7 +5636,27 @@
           <w:sz w:val="28"/>
           <w:szCs w:val="28"/>
         </w:rPr>
-        <w:t>DAKOTA F. CHÉRY</w:t>
+        <w:t>DAKOTA</w:t>
+      </w:r>
+      <w:r>
+        <w:rPr>
+          <w:rFonts w:cstheme="minorHAnsi"/>
+          <w:b/>
+          <w:bCs/>
+          <w:sz w:val="28"/>
+          <w:szCs w:val="28"/>
+        </w:rPr>
+        <w:t xml:space="preserve"> “KOTA”</w:t>
+      </w:r>
+      <w:r>
+        <w:rPr>
+          <w:rFonts w:cstheme="minorHAnsi"/>
+          <w:b/>
+          <w:bCs/>
+          <w:sz w:val="28"/>
+          <w:szCs w:val="28"/>
+        </w:rPr>
+        <w:t xml:space="preserve"> F. CHÉRY</w:t>
       </w:r>
       <w:r>
         <w:rPr>
@@ -5541,14 +5665,6 @@
           <w:szCs w:val="28"/>
         </w:rPr>
         <w:t xml:space="preserve"> </w:t>
-      </w:r>
-      <w:r>
-        <w:rPr>
-          <w:rFonts w:cstheme="minorHAnsi"/>
-          <w:sz w:val="28"/>
-          <w:szCs w:val="28"/>
-        </w:rPr>
-        <w:t xml:space="preserve">or “Kota” </w:t>
       </w:r>
       <w:r>
         <w:rPr>
@@ -5773,14 +5889,7 @@
           <w:sz w:val="28"/>
           <w:szCs w:val="28"/>
         </w:rPr>
-        <w:t xml:space="preserve"> KETSEV</w:t>
-      </w:r>
-      <w:r>
-        <w:rPr>
-          <w:sz w:val="28"/>
-          <w:szCs w:val="28"/>
-        </w:rPr>
-        <w:t xml:space="preserve"> </w:t>
+        <w:t xml:space="preserve"> “TAB”</w:t>
       </w:r>
       <w:r>
         <w:rPr>
@@ -5790,6 +5899,23 @@
           <w:sz w:val="28"/>
           <w:szCs w:val="28"/>
         </w:rPr>
+        <w:t xml:space="preserve"> KETSEV</w:t>
+      </w:r>
+      <w:r>
+        <w:rPr>
+          <w:sz w:val="28"/>
+          <w:szCs w:val="28"/>
+        </w:rPr>
+        <w:t xml:space="preserve"> </w:t>
+      </w:r>
+      <w:r>
+        <w:rPr>
+          <w:rFonts w:cstheme="minorHAnsi"/>
+          <w:b/>
+          <w:bCs/>
+          <w:sz w:val="28"/>
+          <w:szCs w:val="28"/>
+        </w:rPr>
         <w:t>GALILI</w:t>
       </w:r>
       <w:r>
@@ -5799,14 +5925,6 @@
           <w:szCs w:val="28"/>
         </w:rPr>
         <w:t xml:space="preserve"> </w:t>
-      </w:r>
-      <w:r>
-        <w:rPr>
-          <w:rFonts w:cstheme="minorHAnsi"/>
-          <w:sz w:val="28"/>
-          <w:szCs w:val="28"/>
-        </w:rPr>
-        <w:t xml:space="preserve">or “Tab” </w:t>
       </w:r>
       <w:r>
         <w:rPr>
@@ -5935,7 +6053,7 @@
           <w:sz w:val="28"/>
           <w:szCs w:val="28"/>
         </w:rPr>
-        <w:t xml:space="preserve"> LEGATO</w:t>
+        <w:t xml:space="preserve"> “JESSI”</w:t>
       </w:r>
       <w:r>
         <w:rPr>
@@ -5945,6 +6063,16 @@
           <w:sz w:val="28"/>
           <w:szCs w:val="28"/>
         </w:rPr>
+        <w:t xml:space="preserve"> LEGATO</w:t>
+      </w:r>
+      <w:r>
+        <w:rPr>
+          <w:rFonts w:cstheme="minorHAnsi"/>
+          <w:b/>
+          <w:bCs/>
+          <w:sz w:val="28"/>
+          <w:szCs w:val="28"/>
+        </w:rPr>
         <w:t xml:space="preserve"> </w:t>
       </w:r>
       <w:r>
@@ -6001,7 +6129,23 @@
           <w:sz w:val="28"/>
           <w:szCs w:val="28"/>
         </w:rPr>
-        <w:t>losing her sister and guitar during</w:t>
+        <w:t>losing her sister</w:t>
+      </w:r>
+      <w:r>
+        <w:rPr>
+          <w:rFonts w:cstheme="minorHAnsi"/>
+          <w:sz w:val="28"/>
+          <w:szCs w:val="28"/>
+        </w:rPr>
+        <w:t xml:space="preserve"> Lorenza</w:t>
+      </w:r>
+      <w:r>
+        <w:rPr>
+          <w:rFonts w:cstheme="minorHAnsi"/>
+          <w:sz w:val="28"/>
+          <w:szCs w:val="28"/>
+        </w:rPr>
+        <w:t xml:space="preserve"> and guitar during</w:t>
       </w:r>
       <w:r>
         <w:rPr>
@@ -6065,23 +6209,7 @@
           <w:sz w:val="28"/>
           <w:szCs w:val="28"/>
         </w:rPr>
-        <w:t xml:space="preserve"> reconnect with her sister </w:t>
-      </w:r>
-      <w:r>
-        <w:rPr>
-          <w:rFonts w:cstheme="minorHAnsi"/>
-          <w:sz w:val="28"/>
-          <w:szCs w:val="28"/>
-        </w:rPr>
-        <w:t>Lorenza</w:t>
-      </w:r>
-      <w:r>
-        <w:rPr>
-          <w:rFonts w:cstheme="minorHAnsi"/>
-          <w:sz w:val="28"/>
-          <w:szCs w:val="28"/>
-        </w:rPr>
-        <w:t xml:space="preserve"> before dementia completely takes her.</w:t>
+        <w:t xml:space="preserve"> reconnect with her before dementia completely takes her.</w:t>
       </w:r>
       <w:r>
         <w:rPr>
@@ -6165,6 +6293,16 @@
           <w:szCs w:val="28"/>
         </w:rPr>
         <w:t>LORENZA</w:t>
+      </w:r>
+      <w:r>
+        <w:rPr>
+          <w:rFonts w:cstheme="minorHAnsi"/>
+          <w:b/>
+          <w:bCs/>
+          <w:sz w:val="28"/>
+          <w:szCs w:val="28"/>
+        </w:rPr>
+        <w:t xml:space="preserve"> “LORI”</w:t>
       </w:r>
       <w:r>
         <w:rPr>
@@ -6658,7 +6796,7 @@
           <w:szCs w:val="28"/>
           <w:vertAlign w:val="subscript"/>
         </w:rPr>
-        <w:t xml:space="preserve">Jessica, </w:t>
+        <w:t>Lori</w:t>
       </w:r>
       <w:r>
         <w:rPr>
@@ -6667,7 +6805,7 @@
           <w:szCs w:val="28"/>
           <w:vertAlign w:val="subscript"/>
         </w:rPr>
-        <w:t>Lorenza</w:t>
+        <w:t xml:space="preserve">, </w:t>
       </w:r>
       <w:r>
         <w:rPr>
@@ -6676,6 +6814,15 @@
           <w:szCs w:val="28"/>
           <w:vertAlign w:val="subscript"/>
         </w:rPr>
+        <w:t>Jessi</w:t>
+      </w:r>
+      <w:r>
+        <w:rPr>
+          <w:rFonts w:cstheme="minorHAnsi"/>
+          <w:sz w:val="28"/>
+          <w:szCs w:val="28"/>
+          <w:vertAlign w:val="subscript"/>
+        </w:rPr>
         <w:br/>
       </w:r>
       <w:r>
@@ -6777,7 +6924,25 @@
           <w:szCs w:val="28"/>
           <w:vertAlign w:val="subscript"/>
         </w:rPr>
-        <w:t>Jessica, Lorenza</w:t>
+        <w:t>Jessi</w:t>
+      </w:r>
+      <w:r>
+        <w:rPr>
+          <w:rFonts w:cstheme="minorHAnsi"/>
+          <w:sz w:val="28"/>
+          <w:szCs w:val="28"/>
+          <w:vertAlign w:val="subscript"/>
+        </w:rPr>
+        <w:t xml:space="preserve">, </w:t>
+      </w:r>
+      <w:r>
+        <w:rPr>
+          <w:rFonts w:cstheme="minorHAnsi"/>
+          <w:sz w:val="28"/>
+          <w:szCs w:val="28"/>
+          <w:vertAlign w:val="subscript"/>
+        </w:rPr>
+        <w:t>Lori</w:t>
       </w:r>
       <w:r>
         <w:rPr>
@@ -6903,7 +7068,7 @@
           <w:szCs w:val="28"/>
           <w:vertAlign w:val="subscript"/>
         </w:rPr>
-        <w:t>Lorenza</w:t>
+        <w:t>Lori</w:t>
       </w:r>
       <w:r>
         <w:rPr>
@@ -6979,7 +7144,25 @@
           <w:szCs w:val="28"/>
           <w:vertAlign w:val="subscript"/>
         </w:rPr>
-        <w:t>Lorenza, Jessica</w:t>
+        <w:t>Lori</w:t>
+      </w:r>
+      <w:r>
+        <w:rPr>
+          <w:rFonts w:cstheme="minorHAnsi"/>
+          <w:sz w:val="28"/>
+          <w:szCs w:val="28"/>
+          <w:vertAlign w:val="subscript"/>
+        </w:rPr>
+        <w:t xml:space="preserve">, </w:t>
+      </w:r>
+      <w:r>
+        <w:rPr>
+          <w:rFonts w:cstheme="minorHAnsi"/>
+          <w:sz w:val="28"/>
+          <w:szCs w:val="28"/>
+          <w:vertAlign w:val="subscript"/>
+        </w:rPr>
+        <w:t>Jessi</w:t>
       </w:r>
       <w:r>
         <w:rPr>
@@ -7082,7 +7265,7 @@
           <w:szCs w:val="28"/>
           <w:vertAlign w:val="subscript"/>
         </w:rPr>
-        <w:t>Jessica, Lorenza</w:t>
+        <w:t>Jessi</w:t>
       </w:r>
       <w:r>
         <w:rPr>
@@ -7091,6 +7274,24 @@
           <w:szCs w:val="28"/>
           <w:vertAlign w:val="subscript"/>
         </w:rPr>
+        <w:t xml:space="preserve">, </w:t>
+      </w:r>
+      <w:r>
+        <w:rPr>
+          <w:rFonts w:cstheme="minorHAnsi"/>
+          <w:sz w:val="28"/>
+          <w:szCs w:val="28"/>
+          <w:vertAlign w:val="subscript"/>
+        </w:rPr>
+        <w:t>Lori</w:t>
+      </w:r>
+      <w:r>
+        <w:rPr>
+          <w:rFonts w:cstheme="minorHAnsi"/>
+          <w:sz w:val="28"/>
+          <w:szCs w:val="28"/>
+          <w:vertAlign w:val="subscript"/>
+        </w:rPr>
         <w:br/>
       </w:r>
       <w:r>
@@ -7198,7 +7399,7 @@
           <w:szCs w:val="28"/>
           <w:vertAlign w:val="subscript"/>
         </w:rPr>
-        <w:t>Jessica, Lorenza</w:t>
+        <w:t>Lori</w:t>
       </w:r>
       <w:r>
         <w:rPr>
@@ -7207,6 +7408,24 @@
           <w:szCs w:val="28"/>
           <w:vertAlign w:val="subscript"/>
         </w:rPr>
+        <w:t xml:space="preserve">, </w:t>
+      </w:r>
+      <w:r>
+        <w:rPr>
+          <w:rFonts w:cstheme="minorHAnsi"/>
+          <w:sz w:val="28"/>
+          <w:szCs w:val="28"/>
+          <w:vertAlign w:val="subscript"/>
+        </w:rPr>
+        <w:t>Jessi</w:t>
+      </w:r>
+      <w:r>
+        <w:rPr>
+          <w:rFonts w:cstheme="minorHAnsi"/>
+          <w:sz w:val="28"/>
+          <w:szCs w:val="28"/>
+          <w:vertAlign w:val="subscript"/>
+        </w:rPr>
         <w:br/>
       </w:r>
       <w:r>
@@ -7360,7 +7579,7 @@
           <w:szCs w:val="28"/>
           <w:vertAlign w:val="subscript"/>
         </w:rPr>
-        <w:t xml:space="preserve">Jessica, </w:t>
+        <w:t>Jessi</w:t>
       </w:r>
       <w:r>
         <w:rPr>
@@ -7369,6 +7588,15 @@
           <w:szCs w:val="28"/>
           <w:vertAlign w:val="subscript"/>
         </w:rPr>
+        <w:t xml:space="preserve">, </w:t>
+      </w:r>
+      <w:r>
+        <w:rPr>
+          <w:rFonts w:cstheme="minorHAnsi"/>
+          <w:sz w:val="28"/>
+          <w:szCs w:val="28"/>
+          <w:vertAlign w:val="subscript"/>
+        </w:rPr>
         <w:t>Allegra</w:t>
       </w:r>
       <w:r>
@@ -7396,7 +7624,7 @@
           <w:szCs w:val="28"/>
           <w:vertAlign w:val="subscript"/>
         </w:rPr>
-        <w:t>, Lorenza</w:t>
+        <w:t xml:space="preserve">, </w:t>
       </w:r>
       <w:r>
         <w:rPr>
@@ -7405,6 +7633,15 @@
           <w:szCs w:val="28"/>
           <w:vertAlign w:val="subscript"/>
         </w:rPr>
+        <w:t>Lori</w:t>
+      </w:r>
+      <w:r>
+        <w:rPr>
+          <w:rFonts w:cstheme="minorHAnsi"/>
+          <w:sz w:val="28"/>
+          <w:szCs w:val="28"/>
+          <w:vertAlign w:val="subscript"/>
+        </w:rPr>
         <w:br/>
       </w:r>
       <w:r>
@@ -7438,7 +7675,25 @@
           <w:szCs w:val="28"/>
           <w:vertAlign w:val="subscript"/>
         </w:rPr>
-        <w:t>Jessica, Lorenza</w:t>
+        <w:t>Lori</w:t>
+      </w:r>
+      <w:r>
+        <w:rPr>
+          <w:rFonts w:cstheme="minorHAnsi"/>
+          <w:sz w:val="28"/>
+          <w:szCs w:val="28"/>
+          <w:vertAlign w:val="subscript"/>
+        </w:rPr>
+        <w:t xml:space="preserve">, </w:t>
+      </w:r>
+      <w:r>
+        <w:rPr>
+          <w:rFonts w:cstheme="minorHAnsi"/>
+          <w:sz w:val="28"/>
+          <w:szCs w:val="28"/>
+          <w:vertAlign w:val="subscript"/>
+        </w:rPr>
+        <w:t>Jessi</w:t>
       </w:r>
       <w:r>
         <w:rPr>
